--- a/assets/downloads/simulation-25/presimulation-activity-3-cardiopulmonary-resuscitation.docx
+++ b/assets/downloads/simulation-25/presimulation-activity-3-cardiopulmonary-resuscitation.docx
@@ -1,81 +1,24 @@
 
 <file path=word/document.xml><?xml version="1.0" encoding="utf-8"?>
-<w:document xmlns:wpc="http://schemas.microsoft.com/office/word/2010/wordprocessingCanvas" xmlns:cx="http://schemas.microsoft.com/office/drawing/2014/chartex" xmlns:cx1="http://schemas.microsoft.com/office/drawing/2015/9/8/chartex" xmlns:cx2="http://schemas.microsoft.com/office/drawing/2015/10/21/chartex" xmlns:cx3="http://schemas.microsoft.com/office/drawing/2016/5/9/chartex" xmlns:cx4="http://schemas.microsoft.com/office/drawing/2016/5/10/chartex" xmlns:cx5="http://schemas.microsoft.com/office/drawing/2016/5/11/chartex" xmlns:cx6="http://schemas.microsoft.com/office/drawing/2016/5/12/chartex" xmlns:cx7="http://schemas.microsoft.com/office/drawing/2016/5/13/chartex" xmlns:cx8="http://schemas.microsoft.com/office/drawing/2016/5/14/chartex" xmlns:mc="http://schemas.openxmlformats.org/markup-compatibility/2006" xmlns:aink="http://schemas.microsoft.com/office/drawing/2016/ink" xmlns:am3d="http://schemas.microsoft.com/office/drawing/2017/model3d" xmlns:o="urn:schemas-microsoft-com:office:office" xmlns:oel="http://schemas.microsoft.com/office/2019/extlst" xmlns:r="http://schemas.openxmlformats.org/officeDocument/2006/relationships" xmlns:m="http://schemas.openxmlformats.org/officeDocument/2006/math" xmlns:v="urn:schemas-microsoft-com:vml" xmlns:wp14="http://schemas.microsoft.com/office/word/2010/wordprocessingDrawing" xmlns:wp="http://schemas.openxmlformats.org/drawingml/2006/wordprocessingDrawing" xmlns:w10="urn:schemas-microsoft-com:office:word" xmlns:w="http://schemas.openxmlformats.org/wordprocessingml/2006/main" xmlns:w14="http://schemas.microsoft.com/office/word/2010/wordml" xmlns:w15="http://schemas.microsoft.com/office/word/2012/wordml" xmlns:w16cex="http://schemas.microsoft.com/office/word/2018/wordml/cex" xmlns:w16cid="http://schemas.microsoft.com/office/word/2016/wordml/cid" xmlns:w16="http://schemas.microsoft.com/office/word/2018/wordml" xmlns:w16du="http://schemas.microsoft.com/office/word/2023/wordml/word16du" xmlns:w16sdtdh="http://schemas.microsoft.com/office/word/2020/wordml/sdtdatahash" xmlns:w16sdtfl="http://schemas.microsoft.com/office/word/2024/wordml/sdtformatlock" xmlns:w16se="http://schemas.microsoft.com/office/word/2015/wordml/symex" xmlns:wpg="http://schemas.microsoft.com/office/word/2010/wordprocessingGroup" xmlns:wpi="http://schemas.microsoft.com/office/word/2010/wordprocessingInk" xmlns:wne="http://schemas.microsoft.com/office/word/2006/wordml" xmlns:wps="http://schemas.microsoft.com/office/word/2010/wordprocessingShape" mc:Ignorable="w14 w15 w16se w16cid w16 w16cex w16sdtdh w16sdtfl w16du wp14">
+<w:document xmlns:wpc="http://schemas.microsoft.com/office/word/2010/wordprocessingCanvas" xmlns:cx="http://schemas.microsoft.com/office/drawing/2014/chartex" xmlns:cx1="http://schemas.microsoft.com/office/drawing/2015/9/8/chartex" xmlns:cx2="http://schemas.microsoft.com/office/drawing/2015/10/21/chartex" xmlns:cx3="http://schemas.microsoft.com/office/drawing/2016/5/9/chartex" xmlns:cx4="http://schemas.microsoft.com/office/drawing/2016/5/10/chartex" xmlns:cx5="http://schemas.microsoft.com/office/drawing/2016/5/11/chartex" xmlns:cx6="http://schemas.microsoft.com/office/drawing/2016/5/12/chartex" xmlns:cx7="http://schemas.microsoft.com/office/drawing/2016/5/13/chartex" xmlns:cx8="http://schemas.microsoft.com/office/drawing/2016/5/14/chartex" xmlns:mc="http://schemas.openxmlformats.org/markup-compatibility/2006" xmlns:aink="http://schemas.microsoft.com/office/drawing/2016/ink" xmlns:am3d="http://schemas.microsoft.com/office/drawing/2017/model3d" xmlns:o="urn:schemas-microsoft-com:office:office" xmlns:oel="http://schemas.microsoft.com/office/2019/extlst" xmlns:r="http://schemas.openxmlformats.org/officeDocument/2006/relationships" xmlns:m="http://schemas.openxmlformats.org/officeDocument/2006/math" xmlns:v="urn:schemas-microsoft-com:vml" xmlns:wp14="http://schemas.microsoft.com/office/word/2010/wordprocessingDrawing" xmlns:wp="http://schemas.openxmlformats.org/drawingml/2006/wordprocessingDrawing" xmlns:w10="urn:schemas-microsoft-com:office:word" xmlns:w="http://schemas.openxmlformats.org/wordprocessingml/2006/main" xmlns:w14="http://schemas.microsoft.com/office/word/2010/wordml" xmlns:w15="http://schemas.microsoft.com/office/word/2012/wordml" xmlns:w16cei="http://schemas.microsoft.com/office/word/2026/wordml/cei" xmlns:w16cex="http://schemas.microsoft.com/office/word/2018/wordml/cex" xmlns:w16cid="http://schemas.microsoft.com/office/word/2016/wordml/cid" xmlns:w16="http://schemas.microsoft.com/office/word/2018/wordml" xmlns:w16du="http://schemas.microsoft.com/office/word/2023/wordml/word16du" xmlns:w16sdtdh="http://schemas.microsoft.com/office/word/2020/wordml/sdtdatahash" xmlns:w16sdtfl="http://schemas.microsoft.com/office/word/2024/wordml/sdtformatlock" xmlns:w16se="http://schemas.microsoft.com/office/word/2015/wordml/symex" xmlns:wpg="http://schemas.microsoft.com/office/word/2010/wordprocessingGroup" xmlns:wpi="http://schemas.microsoft.com/office/word/2010/wordprocessingInk" xmlns:wne="http://schemas.microsoft.com/office/word/2006/wordml" xmlns:wps="http://schemas.microsoft.com/office/word/2010/wordprocessingShape" mc:Ignorable="w14 w15 w16se w16cid w16 w16cex w16sdtdh w16sdtfl w16du wp14">
   <w:body>
     <w:p>
       <w:pPr>
         <w:pStyle w:val="Heading1"/>
-        <w:spacing w:line="480" w:lineRule="auto"/>
-        <w:rPr>
-          <w:rFonts w:ascii="Times New Roman" w:hAnsi="Times New Roman"/>
-          <w:color w:val="000000"/>
-          <w:sz w:val="24"/>
-          <w:szCs w:val="24"/>
-        </w:rPr>
       </w:pPr>
       <w:r>
-        <w:rPr>
-          <w:rFonts w:ascii="Times New Roman" w:hAnsi="Times New Roman"/>
-          <w:color w:val="000000"/>
-          <w:sz w:val="24"/>
-          <w:szCs w:val="24"/>
-        </w:rPr>
-        <w:t/>
-      </w:r>
-      <w:proofErr w:type="spellStart"/>
-      <w:r>
-        <w:rPr>
-          <w:rFonts w:ascii="Times New Roman" w:hAnsi="Times New Roman"/>
-          <w:color w:val="000000"/>
-          <w:sz w:val="24"/>
-          <w:szCs w:val="24"/>
-        </w:rPr>
-        <w:t>Presimulation</w:t>
-      </w:r>
-      <w:proofErr w:type="spellEnd"/>
-      <w:r>
-        <w:rPr>
-          <w:rFonts w:ascii="Times New Roman" w:hAnsi="Times New Roman"/>
-          <w:color w:val="000000"/>
-          <w:sz w:val="24"/>
-          <w:szCs w:val="24"/>
-        </w:rPr>
-        <w:t xml:space="preserve"> Activity</w:t>
+        <w:t>Presimulation Activity</w:t>
       </w:r>
       <w:r>
-        <w:rPr>
-          <w:rFonts w:ascii="Times New Roman" w:hAnsi="Times New Roman"/>
-          <w:color w:val="000000"/>
-          <w:sz w:val="24"/>
-          <w:szCs w:val="24"/>
-        </w:rPr>
         <w:t xml:space="preserve"> </w:t>
       </w:r>
       <w:r>
-        <w:rPr>
-          <w:rFonts w:ascii="Times New Roman" w:hAnsi="Times New Roman"/>
-          <w:color w:val="000000"/>
-          <w:sz w:val="24"/>
-          <w:szCs w:val="24"/>
-        </w:rPr>
         <w:t>3:</w:t>
       </w:r>
       <w:r>
-        <w:rPr>
-          <w:rFonts w:ascii="Times New Roman" w:hAnsi="Times New Roman"/>
-          <w:color w:val="000000"/>
-          <w:sz w:val="24"/>
-          <w:szCs w:val="24"/>
-        </w:rPr>
         <w:t xml:space="preserve"> Cardiopulmonary Resuscitation</w:t>
       </w:r>
       <w:r>
-        <w:rPr>
-          <w:rFonts w:ascii="Times New Roman" w:hAnsi="Times New Roman"/>
-          <w:color w:val="000000"/>
-          <w:sz w:val="24"/>
-          <w:szCs w:val="24"/>
-        </w:rPr>
         <w:t xml:space="preserve"> (CPR)</w:t>
       </w:r>
     </w:p>
@@ -95,6 +38,7 @@
       </w:pPr>
       <w:r>
         <w:rPr>
+          <w:rFonts w:ascii="Aptos" w:eastAsia="Aptos" w:hAnsi="Aptos" w:cs="Aptos"/>
           <w:color w:val="000000"/>
         </w:rPr>
         <w:t>What is the purpose of chest recoil?</w:t>
@@ -116,6 +60,7 @@
       </w:pPr>
       <w:r>
         <w:rPr>
+          <w:rFonts w:ascii="Aptos" w:eastAsia="Aptos" w:hAnsi="Aptos" w:cs="Aptos"/>
           <w:color w:val="000000"/>
         </w:rPr>
         <w:t>What is the compression rate?</w:t>
@@ -137,6 +82,7 @@
       </w:pPr>
       <w:r>
         <w:rPr>
+          <w:rFonts w:ascii="Aptos" w:eastAsia="Aptos" w:hAnsi="Aptos" w:cs="Aptos"/>
           <w:color w:val="000000"/>
         </w:rPr>
         <w:t>What is the compression-to-ventilation ratio?</w:t>
@@ -158,6 +104,7 @@
       </w:pPr>
       <w:r>
         <w:rPr>
+          <w:rFonts w:ascii="Aptos" w:eastAsia="Aptos" w:hAnsi="Aptos" w:cs="Aptos"/>
           <w:color w:val="000000"/>
         </w:rPr>
         <w:t>If rescue breathing, how often do you provide rescue breaths?</w:t>
@@ -179,6 +126,7 @@
       </w:pPr>
       <w:r>
         <w:rPr>
+          <w:rFonts w:ascii="Aptos" w:eastAsia="Aptos" w:hAnsi="Aptos" w:cs="Aptos"/>
           <w:color w:val="000000"/>
         </w:rPr>
         <w:t>What are your first assessment actions when a person suddenly collapses?</w:t>
@@ -200,6 +148,7 @@
       </w:pPr>
       <w:r>
         <w:rPr>
+          <w:rFonts w:ascii="Aptos" w:eastAsia="Aptos" w:hAnsi="Aptos" w:cs="Aptos"/>
           <w:color w:val="000000"/>
         </w:rPr>
         <w:t>How do you handle CPR (compressions and ventilations) on a person with a suspected spinal injury?</w:t>
@@ -221,12 +170,14 @@
       </w:pPr>
       <w:r>
         <w:rPr>
+          <w:rFonts w:ascii="Aptos" w:eastAsia="Aptos" w:hAnsi="Aptos" w:cs="Aptos"/>
           <w:color w:val="000000"/>
         </w:rPr>
         <w:t>You will need assistance with CPR. List the responsibilities for a five-per</w:t>
       </w:r>
       <w:r>
         <w:rPr>
+          <w:rFonts w:ascii="Aptos" w:eastAsia="Aptos" w:hAnsi="Aptos" w:cs="Aptos"/>
           <w:color w:val="000000"/>
         </w:rPr>
         <w:softHyphen/>
@@ -249,9 +200,9 @@
       </w:pPr>
       <w:r>
         <w:rPr>
+          <w:rFonts w:ascii="Aptos" w:eastAsia="Aptos" w:hAnsi="Aptos" w:cs="Aptos"/>
           <w:color w:val="000000"/>
         </w:rPr>
-        <w:lastRenderedPageBreak/>
         <w:t>What is the chest compression fraction, what does it mean, or what is the purpose of knowing it?</w:t>
       </w:r>
     </w:p>
@@ -271,7 +222,7 @@
 </file>
 
 <file path=word/endnotes.xml><?xml version="1.0" encoding="utf-8"?>
-<w:endnotes xmlns:wpc="http://schemas.microsoft.com/office/word/2010/wordprocessingCanvas" xmlns:cx="http://schemas.microsoft.com/office/drawing/2014/chartex" xmlns:cx1="http://schemas.microsoft.com/office/drawing/2015/9/8/chartex" xmlns:cx2="http://schemas.microsoft.com/office/drawing/2015/10/21/chartex" xmlns:cx3="http://schemas.microsoft.com/office/drawing/2016/5/9/chartex" xmlns:cx4="http://schemas.microsoft.com/office/drawing/2016/5/10/chartex" xmlns:cx5="http://schemas.microsoft.com/office/drawing/2016/5/11/chartex" xmlns:cx6="http://schemas.microsoft.com/office/drawing/2016/5/12/chartex" xmlns:cx7="http://schemas.microsoft.com/office/drawing/2016/5/13/chartex" xmlns:cx8="http://schemas.microsoft.com/office/drawing/2016/5/14/chartex" xmlns:mc="http://schemas.openxmlformats.org/markup-compatibility/2006" xmlns:aink="http://schemas.microsoft.com/office/drawing/2016/ink" xmlns:am3d="http://schemas.microsoft.com/office/drawing/2017/model3d" xmlns:o="urn:schemas-microsoft-com:office:office" xmlns:oel="http://schemas.microsoft.com/office/2019/extlst" xmlns:r="http://schemas.openxmlformats.org/officeDocument/2006/relationships" xmlns:m="http://schemas.openxmlformats.org/officeDocument/2006/math" xmlns:v="urn:schemas-microsoft-com:vml" xmlns:wp14="http://schemas.microsoft.com/office/word/2010/wordprocessingDrawing" xmlns:wp="http://schemas.openxmlformats.org/drawingml/2006/wordprocessingDrawing" xmlns:w10="urn:schemas-microsoft-com:office:word" xmlns:w="http://schemas.openxmlformats.org/wordprocessingml/2006/main" xmlns:w14="http://schemas.microsoft.com/office/word/2010/wordml" xmlns:w15="http://schemas.microsoft.com/office/word/2012/wordml" xmlns:w16cex="http://schemas.microsoft.com/office/word/2018/wordml/cex" xmlns:w16cid="http://schemas.microsoft.com/office/word/2016/wordml/cid" xmlns:w16="http://schemas.microsoft.com/office/word/2018/wordml" xmlns:w16du="http://schemas.microsoft.com/office/word/2023/wordml/word16du" xmlns:w16sdtdh="http://schemas.microsoft.com/office/word/2020/wordml/sdtdatahash" xmlns:w16sdtfl="http://schemas.microsoft.com/office/word/2024/wordml/sdtformatlock" xmlns:w16se="http://schemas.microsoft.com/office/word/2015/wordml/symex" xmlns:wpg="http://schemas.microsoft.com/office/word/2010/wordprocessingGroup" xmlns:wpi="http://schemas.microsoft.com/office/word/2010/wordprocessingInk" xmlns:wne="http://schemas.microsoft.com/office/word/2006/wordml" xmlns:wps="http://schemas.microsoft.com/office/word/2010/wordprocessingShape" mc:Ignorable="w14 w15 w16se w16cid w16 w16cex w16sdtdh w16sdtfl w16du wp14">
+<w:endnotes xmlns:wpc="http://schemas.microsoft.com/office/word/2010/wordprocessingCanvas" xmlns:cx="http://schemas.microsoft.com/office/drawing/2014/chartex" xmlns:cx1="http://schemas.microsoft.com/office/drawing/2015/9/8/chartex" xmlns:cx2="http://schemas.microsoft.com/office/drawing/2015/10/21/chartex" xmlns:cx3="http://schemas.microsoft.com/office/drawing/2016/5/9/chartex" xmlns:cx4="http://schemas.microsoft.com/office/drawing/2016/5/10/chartex" xmlns:cx5="http://schemas.microsoft.com/office/drawing/2016/5/11/chartex" xmlns:cx6="http://schemas.microsoft.com/office/drawing/2016/5/12/chartex" xmlns:cx7="http://schemas.microsoft.com/office/drawing/2016/5/13/chartex" xmlns:cx8="http://schemas.microsoft.com/office/drawing/2016/5/14/chartex" xmlns:mc="http://schemas.openxmlformats.org/markup-compatibility/2006" xmlns:aink="http://schemas.microsoft.com/office/drawing/2016/ink" xmlns:am3d="http://schemas.microsoft.com/office/drawing/2017/model3d" xmlns:o="urn:schemas-microsoft-com:office:office" xmlns:oel="http://schemas.microsoft.com/office/2019/extlst" xmlns:r="http://schemas.openxmlformats.org/officeDocument/2006/relationships" xmlns:m="http://schemas.openxmlformats.org/officeDocument/2006/math" xmlns:v="urn:schemas-microsoft-com:vml" xmlns:wp14="http://schemas.microsoft.com/office/word/2010/wordprocessingDrawing" xmlns:wp="http://schemas.openxmlformats.org/drawingml/2006/wordprocessingDrawing" xmlns:w10="urn:schemas-microsoft-com:office:word" xmlns:w="http://schemas.openxmlformats.org/wordprocessingml/2006/main" xmlns:w14="http://schemas.microsoft.com/office/word/2010/wordml" xmlns:w15="http://schemas.microsoft.com/office/word/2012/wordml" xmlns:w16cei="http://schemas.microsoft.com/office/word/2026/wordml/cei" xmlns:w16cex="http://schemas.microsoft.com/office/word/2018/wordml/cex" xmlns:w16cid="http://schemas.microsoft.com/office/word/2016/wordml/cid" xmlns:w16="http://schemas.microsoft.com/office/word/2018/wordml" xmlns:w16du="http://schemas.microsoft.com/office/word/2023/wordml/word16du" xmlns:w16sdtdh="http://schemas.microsoft.com/office/word/2020/wordml/sdtdatahash" xmlns:w16sdtfl="http://schemas.microsoft.com/office/word/2024/wordml/sdtformatlock" xmlns:w16se="http://schemas.microsoft.com/office/word/2015/wordml/symex" xmlns:wpg="http://schemas.microsoft.com/office/word/2010/wordprocessingGroup" xmlns:wpi="http://schemas.microsoft.com/office/word/2010/wordprocessingInk" xmlns:wne="http://schemas.microsoft.com/office/word/2006/wordml" xmlns:wps="http://schemas.microsoft.com/office/word/2010/wordprocessingShape" mc:Ignorable="w14 w15 w16se w16cid w16 w16cex w16sdtdh w16sdtfl w16du wp14">
   <w:endnote w:type="separator" w:id="-1">
     <w:p>
       <w:r>
@@ -290,7 +241,7 @@
 </file>
 
 <file path=word/footer1.xml><?xml version="1.0" encoding="utf-8"?>
-<w:ftr xmlns:wpc="http://schemas.microsoft.com/office/word/2010/wordprocessingCanvas" xmlns:cx="http://schemas.microsoft.com/office/drawing/2014/chartex" xmlns:cx1="http://schemas.microsoft.com/office/drawing/2015/9/8/chartex" xmlns:cx2="http://schemas.microsoft.com/office/drawing/2015/10/21/chartex" xmlns:cx3="http://schemas.microsoft.com/office/drawing/2016/5/9/chartex" xmlns:cx4="http://schemas.microsoft.com/office/drawing/2016/5/10/chartex" xmlns:cx5="http://schemas.microsoft.com/office/drawing/2016/5/11/chartex" xmlns:cx6="http://schemas.microsoft.com/office/drawing/2016/5/12/chartex" xmlns:cx7="http://schemas.microsoft.com/office/drawing/2016/5/13/chartex" xmlns:cx8="http://schemas.microsoft.com/office/drawing/2016/5/14/chartex" xmlns:mc="http://schemas.openxmlformats.org/markup-compatibility/2006" xmlns:aink="http://schemas.microsoft.com/office/drawing/2016/ink" xmlns:am3d="http://schemas.microsoft.com/office/drawing/2017/model3d" xmlns:o="urn:schemas-microsoft-com:office:office" xmlns:oel="http://schemas.microsoft.com/office/2019/extlst" xmlns:r="http://schemas.openxmlformats.org/officeDocument/2006/relationships" xmlns:m="http://schemas.openxmlformats.org/officeDocument/2006/math" xmlns:v="urn:schemas-microsoft-com:vml" xmlns:wp14="http://schemas.microsoft.com/office/word/2010/wordprocessingDrawing" xmlns:wp="http://schemas.openxmlformats.org/drawingml/2006/wordprocessingDrawing" xmlns:w10="urn:schemas-microsoft-com:office:word" xmlns:w="http://schemas.openxmlformats.org/wordprocessingml/2006/main" xmlns:w14="http://schemas.microsoft.com/office/word/2010/wordml" xmlns:w15="http://schemas.microsoft.com/office/word/2012/wordml" xmlns:w16cex="http://schemas.microsoft.com/office/word/2018/wordml/cex" xmlns:w16cid="http://schemas.microsoft.com/office/word/2016/wordml/cid" xmlns:w16="http://schemas.microsoft.com/office/word/2018/wordml" xmlns:w16du="http://schemas.microsoft.com/office/word/2023/wordml/word16du" xmlns:w16sdtdh="http://schemas.microsoft.com/office/word/2020/wordml/sdtdatahash" xmlns:w16sdtfl="http://schemas.microsoft.com/office/word/2024/wordml/sdtformatlock" xmlns:w16se="http://schemas.microsoft.com/office/word/2015/wordml/symex" xmlns:wpg="http://schemas.microsoft.com/office/word/2010/wordprocessingGroup" xmlns:wpi="http://schemas.microsoft.com/office/word/2010/wordprocessingInk" xmlns:wne="http://schemas.microsoft.com/office/word/2006/wordml" xmlns:wps="http://schemas.microsoft.com/office/word/2010/wordprocessingShape" mc:Ignorable="w14 w15 w16se w16cid w16 w16cex w16sdtdh w16sdtfl w16du wp14">
+<w:ftr xmlns:wpc="http://schemas.microsoft.com/office/word/2010/wordprocessingCanvas" xmlns:cx="http://schemas.microsoft.com/office/drawing/2014/chartex" xmlns:cx1="http://schemas.microsoft.com/office/drawing/2015/9/8/chartex" xmlns:cx2="http://schemas.microsoft.com/office/drawing/2015/10/21/chartex" xmlns:cx3="http://schemas.microsoft.com/office/drawing/2016/5/9/chartex" xmlns:cx4="http://schemas.microsoft.com/office/drawing/2016/5/10/chartex" xmlns:cx5="http://schemas.microsoft.com/office/drawing/2016/5/11/chartex" xmlns:cx6="http://schemas.microsoft.com/office/drawing/2016/5/12/chartex" xmlns:cx7="http://schemas.microsoft.com/office/drawing/2016/5/13/chartex" xmlns:cx8="http://schemas.microsoft.com/office/drawing/2016/5/14/chartex" xmlns:mc="http://schemas.openxmlformats.org/markup-compatibility/2006" xmlns:aink="http://schemas.microsoft.com/office/drawing/2016/ink" xmlns:am3d="http://schemas.microsoft.com/office/drawing/2017/model3d" xmlns:o="urn:schemas-microsoft-com:office:office" xmlns:oel="http://schemas.microsoft.com/office/2019/extlst" xmlns:r="http://schemas.openxmlformats.org/officeDocument/2006/relationships" xmlns:m="http://schemas.openxmlformats.org/officeDocument/2006/math" xmlns:v="urn:schemas-microsoft-com:vml" xmlns:wp14="http://schemas.microsoft.com/office/word/2010/wordprocessingDrawing" xmlns:wp="http://schemas.openxmlformats.org/drawingml/2006/wordprocessingDrawing" xmlns:w10="urn:schemas-microsoft-com:office:word" xmlns:w="http://schemas.openxmlformats.org/wordprocessingml/2006/main" xmlns:w14="http://schemas.microsoft.com/office/word/2010/wordml" xmlns:w15="http://schemas.microsoft.com/office/word/2012/wordml" xmlns:w16cei="http://schemas.microsoft.com/office/word/2026/wordml/cei" xmlns:w16cex="http://schemas.microsoft.com/office/word/2018/wordml/cex" xmlns:w16cid="http://schemas.microsoft.com/office/word/2016/wordml/cid" xmlns:w16="http://schemas.microsoft.com/office/word/2018/wordml" xmlns:w16du="http://schemas.microsoft.com/office/word/2023/wordml/word16du" xmlns:w16sdtdh="http://schemas.microsoft.com/office/word/2020/wordml/sdtdatahash" xmlns:w16sdtfl="http://schemas.microsoft.com/office/word/2024/wordml/sdtformatlock" xmlns:w16se="http://schemas.microsoft.com/office/word/2015/wordml/symex" xmlns:wpg="http://schemas.microsoft.com/office/word/2010/wordprocessingGroup" xmlns:wpi="http://schemas.microsoft.com/office/word/2010/wordprocessingInk" xmlns:wne="http://schemas.microsoft.com/office/word/2006/wordml" xmlns:wps="http://schemas.microsoft.com/office/word/2010/wordprocessingShape" mc:Ignorable="w14 w15 w16se w16cid w16 w16cex w16sdtdh w16sdtfl w16du wp14">
   <w:sdt>
     <w:sdtPr>
       <w:rPr>
@@ -302,11 +253,6 @@
         <w:docPartUnique/>
       </w:docPartObj>
     </w:sdtPr>
-    <w:sdtEndPr>
-      <w:rPr>
-        <w:rStyle w:val="PageNumber"/>
-      </w:rPr>
-    </w:sdtEndPr>
     <w:sdtContent>
       <w:p>
         <w:pPr>
@@ -337,6 +283,7 @@
         <w:r>
           <w:rPr>
             <w:rStyle w:val="PageNumber"/>
+            <w:rFonts w:ascii="Aptos" w:eastAsia="Aptos" w:hAnsi="Aptos" w:cs="Aptos"/>
             <w:noProof/>
           </w:rPr>
           <w:t>10</w:t>
@@ -360,27 +307,35 @@
 </file>
 
 <file path=word/footer2.xml><?xml version="1.0" encoding="utf-8"?>
-<w:ftr xmlns:wpc="http://schemas.microsoft.com/office/word/2010/wordprocessingCanvas" xmlns:cx="http://schemas.microsoft.com/office/drawing/2014/chartex" xmlns:cx1="http://schemas.microsoft.com/office/drawing/2015/9/8/chartex" xmlns:cx2="http://schemas.microsoft.com/office/drawing/2015/10/21/chartex" xmlns:cx3="http://schemas.microsoft.com/office/drawing/2016/5/9/chartex" xmlns:cx4="http://schemas.microsoft.com/office/drawing/2016/5/10/chartex" xmlns:cx5="http://schemas.microsoft.com/office/drawing/2016/5/11/chartex" xmlns:cx6="http://schemas.microsoft.com/office/drawing/2016/5/12/chartex" xmlns:cx7="http://schemas.microsoft.com/office/drawing/2016/5/13/chartex" xmlns:cx8="http://schemas.microsoft.com/office/drawing/2016/5/14/chartex" xmlns:mc="http://schemas.openxmlformats.org/markup-compatibility/2006" xmlns:aink="http://schemas.microsoft.com/office/drawing/2016/ink" xmlns:am3d="http://schemas.microsoft.com/office/drawing/2017/model3d" xmlns:o="urn:schemas-microsoft-com:office:office" xmlns:oel="http://schemas.microsoft.com/office/2019/extlst" xmlns:r="http://schemas.openxmlformats.org/officeDocument/2006/relationships" xmlns:m="http://schemas.openxmlformats.org/officeDocument/2006/math" xmlns:v="urn:schemas-microsoft-com:vml" xmlns:wp14="http://schemas.microsoft.com/office/word/2010/wordprocessingDrawing" xmlns:wp="http://schemas.openxmlformats.org/drawingml/2006/wordprocessingDrawing" xmlns:w10="urn:schemas-microsoft-com:office:word" xmlns:w="http://schemas.openxmlformats.org/wordprocessingml/2006/main" xmlns:w14="http://schemas.microsoft.com/office/word/2010/wordml" xmlns:w15="http://schemas.microsoft.com/office/word/2012/wordml" xmlns:w16cex="http://schemas.microsoft.com/office/word/2018/wordml/cex" xmlns:w16cid="http://schemas.microsoft.com/office/word/2016/wordml/cid" xmlns:w16="http://schemas.microsoft.com/office/word/2018/wordml" xmlns:w16du="http://schemas.microsoft.com/office/word/2023/wordml/word16du" xmlns:w16sdtdh="http://schemas.microsoft.com/office/word/2020/wordml/sdtdatahash" xmlns:w16sdtfl="http://schemas.microsoft.com/office/word/2024/wordml/sdtformatlock" xmlns:w16se="http://schemas.microsoft.com/office/word/2015/wordml/symex" xmlns:wpg="http://schemas.microsoft.com/office/word/2010/wordprocessingGroup" xmlns:wpi="http://schemas.microsoft.com/office/word/2010/wordprocessingInk" xmlns:wne="http://schemas.microsoft.com/office/word/2006/wordml" xmlns:wps="http://schemas.microsoft.com/office/word/2010/wordprocessingShape" mc:Ignorable="w14 w15 w16se w16cid w16 w16cex w16sdtdh w16sdtfl w16du wp14">
+<w:ftr xmlns:wpc="http://schemas.microsoft.com/office/word/2010/wordprocessingCanvas" xmlns:cx="http://schemas.microsoft.com/office/drawing/2014/chartex" xmlns:cx1="http://schemas.microsoft.com/office/drawing/2015/9/8/chartex" xmlns:cx2="http://schemas.microsoft.com/office/drawing/2015/10/21/chartex" xmlns:cx3="http://schemas.microsoft.com/office/drawing/2016/5/9/chartex" xmlns:cx4="http://schemas.microsoft.com/office/drawing/2016/5/10/chartex" xmlns:cx5="http://schemas.microsoft.com/office/drawing/2016/5/11/chartex" xmlns:cx6="http://schemas.microsoft.com/office/drawing/2016/5/12/chartex" xmlns:cx7="http://schemas.microsoft.com/office/drawing/2016/5/13/chartex" xmlns:cx8="http://schemas.microsoft.com/office/drawing/2016/5/14/chartex" xmlns:mc="http://schemas.openxmlformats.org/markup-compatibility/2006" xmlns:aink="http://schemas.microsoft.com/office/drawing/2016/ink" xmlns:am3d="http://schemas.microsoft.com/office/drawing/2017/model3d" xmlns:o="urn:schemas-microsoft-com:office:office" xmlns:oel="http://schemas.microsoft.com/office/2019/extlst" xmlns:r="http://schemas.openxmlformats.org/officeDocument/2006/relationships" xmlns:m="http://schemas.openxmlformats.org/officeDocument/2006/math" xmlns:v="urn:schemas-microsoft-com:vml" xmlns:wp14="http://schemas.microsoft.com/office/word/2010/wordprocessingDrawing" xmlns:wp="http://schemas.openxmlformats.org/drawingml/2006/wordprocessingDrawing" xmlns:w10="urn:schemas-microsoft-com:office:word" xmlns:w="http://schemas.openxmlformats.org/wordprocessingml/2006/main" xmlns:w14="http://schemas.microsoft.com/office/word/2010/wordml" xmlns:w15="http://schemas.microsoft.com/office/word/2012/wordml" xmlns:w16cei="http://schemas.microsoft.com/office/word/2026/wordml/cei" xmlns:w16cex="http://schemas.microsoft.com/office/word/2018/wordml/cex" xmlns:w16cid="http://schemas.microsoft.com/office/word/2016/wordml/cid" xmlns:w16="http://schemas.microsoft.com/office/word/2018/wordml" xmlns:w16du="http://schemas.microsoft.com/office/word/2023/wordml/word16du" xmlns:w16sdtdh="http://schemas.microsoft.com/office/word/2020/wordml/sdtdatahash" xmlns:w16sdtfl="http://schemas.microsoft.com/office/word/2024/wordml/sdtformatlock" xmlns:w16se="http://schemas.microsoft.com/office/word/2015/wordml/symex" xmlns:wpg="http://schemas.microsoft.com/office/word/2010/wordprocessingGroup" xmlns:wpi="http://schemas.microsoft.com/office/word/2010/wordprocessingInk" xmlns:wne="http://schemas.microsoft.com/office/word/2006/wordml" xmlns:wps="http://schemas.microsoft.com/office/word/2010/wordprocessingShape" mc:Ignorable="w14 w15 w16se w16cid w16 w16cex w16sdtdh w16sdtfl w16du wp14">
   <w:p>
     <w:pPr>
-      <w:pStyle w:val="Footer"/>
       <w:ind w:right="360"/>
-      <w:jc w:val="left"/>
       <w:rPr>
         <w:sz w:val="16"/>
         <w:szCs w:val="16"/>
       </w:rPr>
     </w:pPr>
     <w:r>
+      <w:rPr>
+        <w:rFonts w:ascii="Aptos" w:hAnsi="Aptos"/>
+        <w:sz w:val="18"/>
+      </w:rPr>
       <w:t xml:space="preserve">From J.M. Larson and H.L. Stedge, </w:t>
     </w:r>
     <w:r>
       <w:rPr>
+        <w:rFonts w:ascii="Aptos" w:hAnsi="Aptos"/>
         <w:i/>
+        <w:sz w:val="18"/>
       </w:rPr>
       <w:t>Clinical Simulations for the Athletic Trainer HKPropel Access</w:t>
     </w:r>
     <w:r>
+      <w:rPr>
+        <w:rFonts w:ascii="Aptos" w:hAnsi="Aptos"/>
+        <w:sz w:val="18"/>
+      </w:rPr>
       <w:t xml:space="preserve"> (Human Kinetics, 2027).</w:t>
     </w:r>
   </w:p>
@@ -388,7 +343,7 @@
 </file>
 
 <file path=word/footnotes.xml><?xml version="1.0" encoding="utf-8"?>
-<w:footnotes xmlns:wpc="http://schemas.microsoft.com/office/word/2010/wordprocessingCanvas" xmlns:cx="http://schemas.microsoft.com/office/drawing/2014/chartex" xmlns:cx1="http://schemas.microsoft.com/office/drawing/2015/9/8/chartex" xmlns:cx2="http://schemas.microsoft.com/office/drawing/2015/10/21/chartex" xmlns:cx3="http://schemas.microsoft.com/office/drawing/2016/5/9/chartex" xmlns:cx4="http://schemas.microsoft.com/office/drawing/2016/5/10/chartex" xmlns:cx5="http://schemas.microsoft.com/office/drawing/2016/5/11/chartex" xmlns:cx6="http://schemas.microsoft.com/office/drawing/2016/5/12/chartex" xmlns:cx7="http://schemas.microsoft.com/office/drawing/2016/5/13/chartex" xmlns:cx8="http://schemas.microsoft.com/office/drawing/2016/5/14/chartex" xmlns:mc="http://schemas.openxmlformats.org/markup-compatibility/2006" xmlns:aink="http://schemas.microsoft.com/office/drawing/2016/ink" xmlns:am3d="http://schemas.microsoft.com/office/drawing/2017/model3d" xmlns:o="urn:schemas-microsoft-com:office:office" xmlns:oel="http://schemas.microsoft.com/office/2019/extlst" xmlns:r="http://schemas.openxmlformats.org/officeDocument/2006/relationships" xmlns:m="http://schemas.openxmlformats.org/officeDocument/2006/math" xmlns:v="urn:schemas-microsoft-com:vml" xmlns:wp14="http://schemas.microsoft.com/office/word/2010/wordprocessingDrawing" xmlns:wp="http://schemas.openxmlformats.org/drawingml/2006/wordprocessingDrawing" xmlns:w10="urn:schemas-microsoft-com:office:word" xmlns:w="http://schemas.openxmlformats.org/wordprocessingml/2006/main" xmlns:w14="http://schemas.microsoft.com/office/word/2010/wordml" xmlns:w15="http://schemas.microsoft.com/office/word/2012/wordml" xmlns:w16cex="http://schemas.microsoft.com/office/word/2018/wordml/cex" xmlns:w16cid="http://schemas.microsoft.com/office/word/2016/wordml/cid" xmlns:w16="http://schemas.microsoft.com/office/word/2018/wordml" xmlns:w16du="http://schemas.microsoft.com/office/word/2023/wordml/word16du" xmlns:w16sdtdh="http://schemas.microsoft.com/office/word/2020/wordml/sdtdatahash" xmlns:w16sdtfl="http://schemas.microsoft.com/office/word/2024/wordml/sdtformatlock" xmlns:w16se="http://schemas.microsoft.com/office/word/2015/wordml/symex" xmlns:wpg="http://schemas.microsoft.com/office/word/2010/wordprocessingGroup" xmlns:wpi="http://schemas.microsoft.com/office/word/2010/wordprocessingInk" xmlns:wne="http://schemas.microsoft.com/office/word/2006/wordml" xmlns:wps="http://schemas.microsoft.com/office/word/2010/wordprocessingShape" mc:Ignorable="w14 w15 w16se w16cid w16 w16cex w16sdtdh w16sdtfl w16du wp14">
+<w:footnotes xmlns:wpc="http://schemas.microsoft.com/office/word/2010/wordprocessingCanvas" xmlns:cx="http://schemas.microsoft.com/office/drawing/2014/chartex" xmlns:cx1="http://schemas.microsoft.com/office/drawing/2015/9/8/chartex" xmlns:cx2="http://schemas.microsoft.com/office/drawing/2015/10/21/chartex" xmlns:cx3="http://schemas.microsoft.com/office/drawing/2016/5/9/chartex" xmlns:cx4="http://schemas.microsoft.com/office/drawing/2016/5/10/chartex" xmlns:cx5="http://schemas.microsoft.com/office/drawing/2016/5/11/chartex" xmlns:cx6="http://schemas.microsoft.com/office/drawing/2016/5/12/chartex" xmlns:cx7="http://schemas.microsoft.com/office/drawing/2016/5/13/chartex" xmlns:cx8="http://schemas.microsoft.com/office/drawing/2016/5/14/chartex" xmlns:mc="http://schemas.openxmlformats.org/markup-compatibility/2006" xmlns:aink="http://schemas.microsoft.com/office/drawing/2016/ink" xmlns:am3d="http://schemas.microsoft.com/office/drawing/2017/model3d" xmlns:o="urn:schemas-microsoft-com:office:office" xmlns:oel="http://schemas.microsoft.com/office/2019/extlst" xmlns:r="http://schemas.openxmlformats.org/officeDocument/2006/relationships" xmlns:m="http://schemas.openxmlformats.org/officeDocument/2006/math" xmlns:v="urn:schemas-microsoft-com:vml" xmlns:wp14="http://schemas.microsoft.com/office/word/2010/wordprocessingDrawing" xmlns:wp="http://schemas.openxmlformats.org/drawingml/2006/wordprocessingDrawing" xmlns:w10="urn:schemas-microsoft-com:office:word" xmlns:w="http://schemas.openxmlformats.org/wordprocessingml/2006/main" xmlns:w14="http://schemas.microsoft.com/office/word/2010/wordml" xmlns:w15="http://schemas.microsoft.com/office/word/2012/wordml" xmlns:w16cei="http://schemas.microsoft.com/office/word/2026/wordml/cei" xmlns:w16cex="http://schemas.microsoft.com/office/word/2018/wordml/cex" xmlns:w16cid="http://schemas.microsoft.com/office/word/2016/wordml/cid" xmlns:w16="http://schemas.microsoft.com/office/word/2018/wordml" xmlns:w16du="http://schemas.microsoft.com/office/word/2023/wordml/word16du" xmlns:w16sdtdh="http://schemas.microsoft.com/office/word/2020/wordml/sdtdatahash" xmlns:w16sdtfl="http://schemas.microsoft.com/office/word/2024/wordml/sdtformatlock" xmlns:w16se="http://schemas.microsoft.com/office/word/2015/wordml/symex" xmlns:wpg="http://schemas.microsoft.com/office/word/2010/wordprocessingGroup" xmlns:wpi="http://schemas.microsoft.com/office/word/2010/wordprocessingInk" xmlns:wne="http://schemas.microsoft.com/office/word/2006/wordml" xmlns:wps="http://schemas.microsoft.com/office/word/2010/wordprocessingShape" mc:Ignorable="w14 w15 w16se w16cid w16 w16cex w16sdtdh w16sdtfl w16du wp14">
   <w:footnote w:type="separator" w:id="-1">
     <w:p>
       <w:r>
@@ -407,7 +362,7 @@
 </file>
 
 <file path=word/header1.xml><?xml version="1.0" encoding="utf-8"?>
-<w:hdr xmlns:wpc="http://schemas.microsoft.com/office/word/2010/wordprocessingCanvas" xmlns:cx="http://schemas.microsoft.com/office/drawing/2014/chartex" xmlns:cx1="http://schemas.microsoft.com/office/drawing/2015/9/8/chartex" xmlns:cx2="http://schemas.microsoft.com/office/drawing/2015/10/21/chartex" xmlns:cx3="http://schemas.microsoft.com/office/drawing/2016/5/9/chartex" xmlns:cx4="http://schemas.microsoft.com/office/drawing/2016/5/10/chartex" xmlns:cx5="http://schemas.microsoft.com/office/drawing/2016/5/11/chartex" xmlns:cx6="http://schemas.microsoft.com/office/drawing/2016/5/12/chartex" xmlns:cx7="http://schemas.microsoft.com/office/drawing/2016/5/13/chartex" xmlns:cx8="http://schemas.microsoft.com/office/drawing/2016/5/14/chartex" xmlns:mc="http://schemas.openxmlformats.org/markup-compatibility/2006" xmlns:aink="http://schemas.microsoft.com/office/drawing/2016/ink" xmlns:am3d="http://schemas.microsoft.com/office/drawing/2017/model3d" xmlns:o="urn:schemas-microsoft-com:office:office" xmlns:oel="http://schemas.microsoft.com/office/2019/extlst" xmlns:r="http://schemas.openxmlformats.org/officeDocument/2006/relationships" xmlns:m="http://schemas.openxmlformats.org/officeDocument/2006/math" xmlns:v="urn:schemas-microsoft-com:vml" xmlns:wp14="http://schemas.microsoft.com/office/word/2010/wordprocessingDrawing" xmlns:wp="http://schemas.openxmlformats.org/drawingml/2006/wordprocessingDrawing" xmlns:w10="urn:schemas-microsoft-com:office:word" xmlns:w="http://schemas.openxmlformats.org/wordprocessingml/2006/main" xmlns:w14="http://schemas.microsoft.com/office/word/2010/wordml" xmlns:w15="http://schemas.microsoft.com/office/word/2012/wordml" xmlns:w16cex="http://schemas.microsoft.com/office/word/2018/wordml/cex" xmlns:w16cid="http://schemas.microsoft.com/office/word/2016/wordml/cid" xmlns:w16="http://schemas.microsoft.com/office/word/2018/wordml" xmlns:w16du="http://schemas.microsoft.com/office/word/2023/wordml/word16du" xmlns:w16sdtdh="http://schemas.microsoft.com/office/word/2020/wordml/sdtdatahash" xmlns:w16sdtfl="http://schemas.microsoft.com/office/word/2024/wordml/sdtformatlock" xmlns:w16se="http://schemas.microsoft.com/office/word/2015/wordml/symex" xmlns:wpg="http://schemas.microsoft.com/office/word/2010/wordprocessingGroup" xmlns:wpi="http://schemas.microsoft.com/office/word/2010/wordprocessingInk" xmlns:wne="http://schemas.microsoft.com/office/word/2006/wordml" xmlns:wps="http://schemas.microsoft.com/office/word/2010/wordprocessingShape" mc:Ignorable="w14 w15 w16se w16cid w16 w16cex w16sdtdh w16sdtfl w16du wp14">
+<w:hdr xmlns:wpc="http://schemas.microsoft.com/office/word/2010/wordprocessingCanvas" xmlns:cx="http://schemas.microsoft.com/office/drawing/2014/chartex" xmlns:cx1="http://schemas.microsoft.com/office/drawing/2015/9/8/chartex" xmlns:cx2="http://schemas.microsoft.com/office/drawing/2015/10/21/chartex" xmlns:cx3="http://schemas.microsoft.com/office/drawing/2016/5/9/chartex" xmlns:cx4="http://schemas.microsoft.com/office/drawing/2016/5/10/chartex" xmlns:cx5="http://schemas.microsoft.com/office/drawing/2016/5/11/chartex" xmlns:cx6="http://schemas.microsoft.com/office/drawing/2016/5/12/chartex" xmlns:cx7="http://schemas.microsoft.com/office/drawing/2016/5/13/chartex" xmlns:cx8="http://schemas.microsoft.com/office/drawing/2016/5/14/chartex" xmlns:mc="http://schemas.openxmlformats.org/markup-compatibility/2006" xmlns:aink="http://schemas.microsoft.com/office/drawing/2016/ink" xmlns:am3d="http://schemas.microsoft.com/office/drawing/2017/model3d" xmlns:o="urn:schemas-microsoft-com:office:office" xmlns:oel="http://schemas.microsoft.com/office/2019/extlst" xmlns:r="http://schemas.openxmlformats.org/officeDocument/2006/relationships" xmlns:m="http://schemas.openxmlformats.org/officeDocument/2006/math" xmlns:v="urn:schemas-microsoft-com:vml" xmlns:wp14="http://schemas.microsoft.com/office/word/2010/wordprocessingDrawing" xmlns:wp="http://schemas.openxmlformats.org/drawingml/2006/wordprocessingDrawing" xmlns:w10="urn:schemas-microsoft-com:office:word" xmlns:w="http://schemas.openxmlformats.org/wordprocessingml/2006/main" xmlns:w14="http://schemas.microsoft.com/office/word/2010/wordml" xmlns:w15="http://schemas.microsoft.com/office/word/2012/wordml" xmlns:w16cei="http://schemas.microsoft.com/office/word/2026/wordml/cei" xmlns:w16cex="http://schemas.microsoft.com/office/word/2018/wordml/cex" xmlns:w16cid="http://schemas.microsoft.com/office/word/2016/wordml/cid" xmlns:w16="http://schemas.microsoft.com/office/word/2018/wordml" xmlns:w16du="http://schemas.microsoft.com/office/word/2023/wordml/word16du" xmlns:w16sdtdh="http://schemas.microsoft.com/office/word/2020/wordml/sdtdatahash" xmlns:w16sdtfl="http://schemas.microsoft.com/office/word/2024/wordml/sdtformatlock" xmlns:w16se="http://schemas.microsoft.com/office/word/2015/wordml/symex" xmlns:wpg="http://schemas.microsoft.com/office/word/2010/wordprocessingGroup" xmlns:wpi="http://schemas.microsoft.com/office/word/2010/wordprocessingInk" xmlns:wne="http://schemas.microsoft.com/office/word/2006/wordml" xmlns:wps="http://schemas.microsoft.com/office/word/2010/wordprocessingShape" mc:Ignorable="w14 w15 w16se w16cid w16 w16cex w16sdtdh w16sdtfl w16du wp14">
   <w:p>
     <w:pPr>
       <w:pStyle w:val="Header"/>
@@ -417,7 +372,7 @@
 </file>
 
 <file path=word/header2.xml><?xml version="1.0" encoding="utf-8"?>
-<w:hdr xmlns:wpc="http://schemas.microsoft.com/office/word/2010/wordprocessingCanvas" xmlns:cx="http://schemas.microsoft.com/office/drawing/2014/chartex" xmlns:cx1="http://schemas.microsoft.com/office/drawing/2015/9/8/chartex" xmlns:cx2="http://schemas.microsoft.com/office/drawing/2015/10/21/chartex" xmlns:cx3="http://schemas.microsoft.com/office/drawing/2016/5/9/chartex" xmlns:cx4="http://schemas.microsoft.com/office/drawing/2016/5/10/chartex" xmlns:cx5="http://schemas.microsoft.com/office/drawing/2016/5/11/chartex" xmlns:cx6="http://schemas.microsoft.com/office/drawing/2016/5/12/chartex" xmlns:cx7="http://schemas.microsoft.com/office/drawing/2016/5/13/chartex" xmlns:cx8="http://schemas.microsoft.com/office/drawing/2016/5/14/chartex" xmlns:mc="http://schemas.openxmlformats.org/markup-compatibility/2006" xmlns:aink="http://schemas.microsoft.com/office/drawing/2016/ink" xmlns:am3d="http://schemas.microsoft.com/office/drawing/2017/model3d" xmlns:o="urn:schemas-microsoft-com:office:office" xmlns:oel="http://schemas.microsoft.com/office/2019/extlst" xmlns:r="http://schemas.openxmlformats.org/officeDocument/2006/relationships" xmlns:m="http://schemas.openxmlformats.org/officeDocument/2006/math" xmlns:v="urn:schemas-microsoft-com:vml" xmlns:wp14="http://schemas.microsoft.com/office/word/2010/wordprocessingDrawing" xmlns:wp="http://schemas.openxmlformats.org/drawingml/2006/wordprocessingDrawing" xmlns:w10="urn:schemas-microsoft-com:office:word" xmlns:w="http://schemas.openxmlformats.org/wordprocessingml/2006/main" xmlns:w14="http://schemas.microsoft.com/office/word/2010/wordml" xmlns:w15="http://schemas.microsoft.com/office/word/2012/wordml" xmlns:w16cex="http://schemas.microsoft.com/office/word/2018/wordml/cex" xmlns:w16cid="http://schemas.microsoft.com/office/word/2016/wordml/cid" xmlns:w16="http://schemas.microsoft.com/office/word/2018/wordml" xmlns:w16du="http://schemas.microsoft.com/office/word/2023/wordml/word16du" xmlns:w16sdtdh="http://schemas.microsoft.com/office/word/2020/wordml/sdtdatahash" xmlns:w16sdtfl="http://schemas.microsoft.com/office/word/2024/wordml/sdtformatlock" xmlns:w16se="http://schemas.microsoft.com/office/word/2015/wordml/symex" xmlns:wpg="http://schemas.microsoft.com/office/word/2010/wordprocessingGroup" xmlns:wpi="http://schemas.microsoft.com/office/word/2010/wordprocessingInk" xmlns:wne="http://schemas.microsoft.com/office/word/2006/wordml" xmlns:wps="http://schemas.microsoft.com/office/word/2010/wordprocessingShape" mc:Ignorable="w14 w15 w16se w16cid w16 w16cex w16sdtdh w16sdtfl w16du wp14">
+<w:hdr xmlns:wpc="http://schemas.microsoft.com/office/word/2010/wordprocessingCanvas" xmlns:cx="http://schemas.microsoft.com/office/drawing/2014/chartex" xmlns:cx1="http://schemas.microsoft.com/office/drawing/2015/9/8/chartex" xmlns:cx2="http://schemas.microsoft.com/office/drawing/2015/10/21/chartex" xmlns:cx3="http://schemas.microsoft.com/office/drawing/2016/5/9/chartex" xmlns:cx4="http://schemas.microsoft.com/office/drawing/2016/5/10/chartex" xmlns:cx5="http://schemas.microsoft.com/office/drawing/2016/5/11/chartex" xmlns:cx6="http://schemas.microsoft.com/office/drawing/2016/5/12/chartex" xmlns:cx7="http://schemas.microsoft.com/office/drawing/2016/5/13/chartex" xmlns:cx8="http://schemas.microsoft.com/office/drawing/2016/5/14/chartex" xmlns:mc="http://schemas.openxmlformats.org/markup-compatibility/2006" xmlns:aink="http://schemas.microsoft.com/office/drawing/2016/ink" xmlns:am3d="http://schemas.microsoft.com/office/drawing/2017/model3d" xmlns:o="urn:schemas-microsoft-com:office:office" xmlns:oel="http://schemas.microsoft.com/office/2019/extlst" xmlns:r="http://schemas.openxmlformats.org/officeDocument/2006/relationships" xmlns:m="http://schemas.openxmlformats.org/officeDocument/2006/math" xmlns:v="urn:schemas-microsoft-com:vml" xmlns:wp14="http://schemas.microsoft.com/office/word/2010/wordprocessingDrawing" xmlns:wp="http://schemas.openxmlformats.org/drawingml/2006/wordprocessingDrawing" xmlns:w10="urn:schemas-microsoft-com:office:word" xmlns:w="http://schemas.openxmlformats.org/wordprocessingml/2006/main" xmlns:w14="http://schemas.microsoft.com/office/word/2010/wordml" xmlns:w15="http://schemas.microsoft.com/office/word/2012/wordml" xmlns:w16cei="http://schemas.microsoft.com/office/word/2026/wordml/cei" xmlns:w16cex="http://schemas.microsoft.com/office/word/2018/wordml/cex" xmlns:w16cid="http://schemas.microsoft.com/office/word/2016/wordml/cid" xmlns:w16="http://schemas.microsoft.com/office/word/2018/wordml" xmlns:w16du="http://schemas.microsoft.com/office/word/2023/wordml/word16du" xmlns:w16sdtdh="http://schemas.microsoft.com/office/word/2020/wordml/sdtdatahash" xmlns:w16sdtfl="http://schemas.microsoft.com/office/word/2024/wordml/sdtformatlock" xmlns:w16se="http://schemas.microsoft.com/office/word/2015/wordml/symex" xmlns:wpg="http://schemas.microsoft.com/office/word/2010/wordprocessingGroup" xmlns:wpi="http://schemas.microsoft.com/office/word/2010/wordprocessingInk" xmlns:wne="http://schemas.microsoft.com/office/word/2006/wordml" xmlns:wps="http://schemas.microsoft.com/office/word/2010/wordprocessingShape" mc:Ignorable="w14 w15 w16se w16cid w16 w16cex w16sdtdh w16sdtfl w16du wp14">
   <w:p>
     <w:pPr>
       <w:pStyle w:val="Header"/>
@@ -427,7 +382,7 @@
 </file>
 
 <file path=word/header3.xml><?xml version="1.0" encoding="utf-8"?>
-<w:hdr xmlns:wpc="http://schemas.microsoft.com/office/word/2010/wordprocessingCanvas" xmlns:cx="http://schemas.microsoft.com/office/drawing/2014/chartex" xmlns:cx1="http://schemas.microsoft.com/office/drawing/2015/9/8/chartex" xmlns:cx2="http://schemas.microsoft.com/office/drawing/2015/10/21/chartex" xmlns:cx3="http://schemas.microsoft.com/office/drawing/2016/5/9/chartex" xmlns:cx4="http://schemas.microsoft.com/office/drawing/2016/5/10/chartex" xmlns:cx5="http://schemas.microsoft.com/office/drawing/2016/5/11/chartex" xmlns:cx6="http://schemas.microsoft.com/office/drawing/2016/5/12/chartex" xmlns:cx7="http://schemas.microsoft.com/office/drawing/2016/5/13/chartex" xmlns:cx8="http://schemas.microsoft.com/office/drawing/2016/5/14/chartex" xmlns:mc="http://schemas.openxmlformats.org/markup-compatibility/2006" xmlns:aink="http://schemas.microsoft.com/office/drawing/2016/ink" xmlns:am3d="http://schemas.microsoft.com/office/drawing/2017/model3d" xmlns:o="urn:schemas-microsoft-com:office:office" xmlns:oel="http://schemas.microsoft.com/office/2019/extlst" xmlns:r="http://schemas.openxmlformats.org/officeDocument/2006/relationships" xmlns:m="http://schemas.openxmlformats.org/officeDocument/2006/math" xmlns:v="urn:schemas-microsoft-com:vml" xmlns:wp14="http://schemas.microsoft.com/office/word/2010/wordprocessingDrawing" xmlns:wp="http://schemas.openxmlformats.org/drawingml/2006/wordprocessingDrawing" xmlns:w10="urn:schemas-microsoft-com:office:word" xmlns:w="http://schemas.openxmlformats.org/wordprocessingml/2006/main" xmlns:w14="http://schemas.microsoft.com/office/word/2010/wordml" xmlns:w15="http://schemas.microsoft.com/office/word/2012/wordml" xmlns:w16cex="http://schemas.microsoft.com/office/word/2018/wordml/cex" xmlns:w16cid="http://schemas.microsoft.com/office/word/2016/wordml/cid" xmlns:w16="http://schemas.microsoft.com/office/word/2018/wordml" xmlns:w16du="http://schemas.microsoft.com/office/word/2023/wordml/word16du" xmlns:w16sdtdh="http://schemas.microsoft.com/office/word/2020/wordml/sdtdatahash" xmlns:w16sdtfl="http://schemas.microsoft.com/office/word/2024/wordml/sdtformatlock" xmlns:w16se="http://schemas.microsoft.com/office/word/2015/wordml/symex" xmlns:wpg="http://schemas.microsoft.com/office/word/2010/wordprocessingGroup" xmlns:wpi="http://schemas.microsoft.com/office/word/2010/wordprocessingInk" xmlns:wne="http://schemas.microsoft.com/office/word/2006/wordml" xmlns:wps="http://schemas.microsoft.com/office/word/2010/wordprocessingShape" mc:Ignorable="w14 w15 w16se w16cid w16 w16cex w16sdtdh w16sdtfl w16du wp14">
+<w:hdr xmlns:wpc="http://schemas.microsoft.com/office/word/2010/wordprocessingCanvas" xmlns:cx="http://schemas.microsoft.com/office/drawing/2014/chartex" xmlns:cx1="http://schemas.microsoft.com/office/drawing/2015/9/8/chartex" xmlns:cx2="http://schemas.microsoft.com/office/drawing/2015/10/21/chartex" xmlns:cx3="http://schemas.microsoft.com/office/drawing/2016/5/9/chartex" xmlns:cx4="http://schemas.microsoft.com/office/drawing/2016/5/10/chartex" xmlns:cx5="http://schemas.microsoft.com/office/drawing/2016/5/11/chartex" xmlns:cx6="http://schemas.microsoft.com/office/drawing/2016/5/12/chartex" xmlns:cx7="http://schemas.microsoft.com/office/drawing/2016/5/13/chartex" xmlns:cx8="http://schemas.microsoft.com/office/drawing/2016/5/14/chartex" xmlns:mc="http://schemas.openxmlformats.org/markup-compatibility/2006" xmlns:aink="http://schemas.microsoft.com/office/drawing/2016/ink" xmlns:am3d="http://schemas.microsoft.com/office/drawing/2017/model3d" xmlns:o="urn:schemas-microsoft-com:office:office" xmlns:oel="http://schemas.microsoft.com/office/2019/extlst" xmlns:r="http://schemas.openxmlformats.org/officeDocument/2006/relationships" xmlns:m="http://schemas.openxmlformats.org/officeDocument/2006/math" xmlns:v="urn:schemas-microsoft-com:vml" xmlns:wp14="http://schemas.microsoft.com/office/word/2010/wordprocessingDrawing" xmlns:wp="http://schemas.openxmlformats.org/drawingml/2006/wordprocessingDrawing" xmlns:w10="urn:schemas-microsoft-com:office:word" xmlns:w="http://schemas.openxmlformats.org/wordprocessingml/2006/main" xmlns:w14="http://schemas.microsoft.com/office/word/2010/wordml" xmlns:w15="http://schemas.microsoft.com/office/word/2012/wordml" xmlns:w16cei="http://schemas.microsoft.com/office/word/2026/wordml/cei" xmlns:w16cex="http://schemas.microsoft.com/office/word/2018/wordml/cex" xmlns:w16cid="http://schemas.microsoft.com/office/word/2016/wordml/cid" xmlns:w16="http://schemas.microsoft.com/office/word/2018/wordml" xmlns:w16du="http://schemas.microsoft.com/office/word/2023/wordml/word16du" xmlns:w16sdtdh="http://schemas.microsoft.com/office/word/2020/wordml/sdtdatahash" xmlns:w16sdtfl="http://schemas.microsoft.com/office/word/2024/wordml/sdtformatlock" xmlns:w16se="http://schemas.microsoft.com/office/word/2015/wordml/symex" xmlns:wpg="http://schemas.microsoft.com/office/word/2010/wordprocessingGroup" xmlns:wpi="http://schemas.microsoft.com/office/word/2010/wordprocessingInk" xmlns:wne="http://schemas.microsoft.com/office/word/2006/wordml" xmlns:wps="http://schemas.microsoft.com/office/word/2010/wordprocessingShape" mc:Ignorable="w14 w15 w16se w16cid w16 w16cex w16sdtdh w16sdtfl w16du wp14">
   <w:p>
     <w:pPr>
       <w:pStyle w:val="Header"/>
@@ -437,7 +392,7 @@
 </file>
 
 <file path=word/numbering.xml><?xml version="1.0" encoding="utf-8"?>
-<w:numbering xmlns:wpc="http://schemas.microsoft.com/office/word/2010/wordprocessingCanvas" xmlns:cx="http://schemas.microsoft.com/office/drawing/2014/chartex" xmlns:cx1="http://schemas.microsoft.com/office/drawing/2015/9/8/chartex" xmlns:cx2="http://schemas.microsoft.com/office/drawing/2015/10/21/chartex" xmlns:cx3="http://schemas.microsoft.com/office/drawing/2016/5/9/chartex" xmlns:cx4="http://schemas.microsoft.com/office/drawing/2016/5/10/chartex" xmlns:cx5="http://schemas.microsoft.com/office/drawing/2016/5/11/chartex" xmlns:cx6="http://schemas.microsoft.com/office/drawing/2016/5/12/chartex" xmlns:cx7="http://schemas.microsoft.com/office/drawing/2016/5/13/chartex" xmlns:cx8="http://schemas.microsoft.com/office/drawing/2016/5/14/chartex" xmlns:mc="http://schemas.openxmlformats.org/markup-compatibility/2006" xmlns:aink="http://schemas.microsoft.com/office/drawing/2016/ink" xmlns:am3d="http://schemas.microsoft.com/office/drawing/2017/model3d" xmlns:o="urn:schemas-microsoft-com:office:office" xmlns:oel="http://schemas.microsoft.com/office/2019/extlst" xmlns:r="http://schemas.openxmlformats.org/officeDocument/2006/relationships" xmlns:m="http://schemas.openxmlformats.org/officeDocument/2006/math" xmlns:v="urn:schemas-microsoft-com:vml" xmlns:wp14="http://schemas.microsoft.com/office/word/2010/wordprocessingDrawing" xmlns:wp="http://schemas.openxmlformats.org/drawingml/2006/wordprocessingDrawing" xmlns:w10="urn:schemas-microsoft-com:office:word" xmlns:w="http://schemas.openxmlformats.org/wordprocessingml/2006/main" xmlns:w14="http://schemas.microsoft.com/office/word/2010/wordml" xmlns:w15="http://schemas.microsoft.com/office/word/2012/wordml" xmlns:w16cex="http://schemas.microsoft.com/office/word/2018/wordml/cex" xmlns:w16cid="http://schemas.microsoft.com/office/word/2016/wordml/cid" xmlns:w16="http://schemas.microsoft.com/office/word/2018/wordml" xmlns:w16du="http://schemas.microsoft.com/office/word/2023/wordml/word16du" xmlns:w16sdtdh="http://schemas.microsoft.com/office/word/2020/wordml/sdtdatahash" xmlns:w16sdtfl="http://schemas.microsoft.com/office/word/2024/wordml/sdtformatlock" xmlns:w16se="http://schemas.microsoft.com/office/word/2015/wordml/symex" xmlns:wpg="http://schemas.microsoft.com/office/word/2010/wordprocessingGroup" xmlns:wpi="http://schemas.microsoft.com/office/word/2010/wordprocessingInk" xmlns:wne="http://schemas.microsoft.com/office/word/2006/wordml" xmlns:wps="http://schemas.microsoft.com/office/word/2010/wordprocessingShape" mc:Ignorable="w14 w15 w16se w16cid w16 w16cex w16sdtdh w16sdtfl w16du wp14">
+<w:numbering xmlns:wpc="http://schemas.microsoft.com/office/word/2010/wordprocessingCanvas" xmlns:cx="http://schemas.microsoft.com/office/drawing/2014/chartex" xmlns:cx1="http://schemas.microsoft.com/office/drawing/2015/9/8/chartex" xmlns:cx2="http://schemas.microsoft.com/office/drawing/2015/10/21/chartex" xmlns:cx3="http://schemas.microsoft.com/office/drawing/2016/5/9/chartex" xmlns:cx4="http://schemas.microsoft.com/office/drawing/2016/5/10/chartex" xmlns:cx5="http://schemas.microsoft.com/office/drawing/2016/5/11/chartex" xmlns:cx6="http://schemas.microsoft.com/office/drawing/2016/5/12/chartex" xmlns:cx7="http://schemas.microsoft.com/office/drawing/2016/5/13/chartex" xmlns:cx8="http://schemas.microsoft.com/office/drawing/2016/5/14/chartex" xmlns:mc="http://schemas.openxmlformats.org/markup-compatibility/2006" xmlns:aink="http://schemas.microsoft.com/office/drawing/2016/ink" xmlns:am3d="http://schemas.microsoft.com/office/drawing/2017/model3d" xmlns:o="urn:schemas-microsoft-com:office:office" xmlns:oel="http://schemas.microsoft.com/office/2019/extlst" xmlns:r="http://schemas.openxmlformats.org/officeDocument/2006/relationships" xmlns:m="http://schemas.openxmlformats.org/officeDocument/2006/math" xmlns:v="urn:schemas-microsoft-com:vml" xmlns:wp14="http://schemas.microsoft.com/office/word/2010/wordprocessingDrawing" xmlns:wp="http://schemas.openxmlformats.org/drawingml/2006/wordprocessingDrawing" xmlns:w10="urn:schemas-microsoft-com:office:word" xmlns:w="http://schemas.openxmlformats.org/wordprocessingml/2006/main" xmlns:w14="http://schemas.microsoft.com/office/word/2010/wordml" xmlns:w15="http://schemas.microsoft.com/office/word/2012/wordml" xmlns:w16cei="http://schemas.microsoft.com/office/word/2026/wordml/cei" xmlns:w16cex="http://schemas.microsoft.com/office/word/2018/wordml/cex" xmlns:w16cid="http://schemas.microsoft.com/office/word/2016/wordml/cid" xmlns:w16="http://schemas.microsoft.com/office/word/2018/wordml" xmlns:w16du="http://schemas.microsoft.com/office/word/2023/wordml/word16du" xmlns:w16sdtdh="http://schemas.microsoft.com/office/word/2020/wordml/sdtdatahash" xmlns:w16sdtfl="http://schemas.microsoft.com/office/word/2024/wordml/sdtformatlock" xmlns:w16se="http://schemas.microsoft.com/office/word/2015/wordml/symex" xmlns:wpg="http://schemas.microsoft.com/office/word/2010/wordprocessingGroup" xmlns:wpi="http://schemas.microsoft.com/office/word/2010/wordprocessingInk" xmlns:wne="http://schemas.microsoft.com/office/word/2006/wordml" xmlns:wps="http://schemas.microsoft.com/office/word/2010/wordprocessingShape" mc:Ignorable="w14 w15 w16se w16cid w16 w16cex w16sdtdh w16sdtfl w16du wp14">
   <w:abstractNum w:abstractNumId="0" w15:restartNumberingAfterBreak="0">
     <w:nsid w:val="B0872117"/>
     <w:multiLevelType w:val="hybridMultilevel"/>
@@ -7428,13 +7383,17 @@
   <w:docDefaults>
     <w:rPrDefault>
       <w:rPr>
-        <w:rFonts w:asciiTheme="minorHAnsi" w:eastAsiaTheme="minorHAnsi" w:hAnsiTheme="minorHAnsi" w:cstheme="minorBidi"/>
-        <w:sz w:val="24"/>
-        <w:szCs w:val="24"/>
+        <w:rFonts w:asciiTheme="minorHAnsi" w:eastAsiaTheme="minorEastAsia" w:hAnsiTheme="minorHAnsi" w:cstheme="minorBidi"/>
+        <w:sz w:val="22"/>
+        <w:szCs w:val="22"/>
         <w:lang w:val="en-US" w:eastAsia="en-US" w:bidi="ar-SA"/>
       </w:rPr>
     </w:rPrDefault>
-    <w:pPrDefault/>
+    <w:pPrDefault>
+      <w:pPr>
+        <w:spacing w:after="160" w:line="259" w:lineRule="auto"/>
+      </w:pPr>
+    </w:pPrDefault>
   </w:docDefaults>
   <w:latentStyles w:defLockedState="0" w:defUIPriority="99" w:defSemiHidden="0" w:defUnhideWhenUsed="0" w:defQFormat="0" w:count="376">
     <w:lsdException w:name="Normal" w:uiPriority="0" w:qFormat="1"/>
@@ -7503,7 +7462,7 @@
     <w:lsdException w:name="Closing" w:semiHidden="1" w:unhideWhenUsed="1"/>
     <w:lsdException w:name="Signature" w:semiHidden="1" w:unhideWhenUsed="1"/>
     <w:lsdException w:name="Default Paragraph Font" w:semiHidden="1" w:uiPriority="1" w:unhideWhenUsed="1"/>
-    <w:lsdException w:name="Body Text" w:semiHidden="1" w:uiPriority="1" w:unhideWhenUsed="1" w:qFormat="1"/>
+    <w:lsdException w:name="Body Text" w:semiHidden="1" w:uiPriority="1" w:unhideWhenUsed="1"/>
     <w:lsdException w:name="Body Text Indent" w:semiHidden="1" w:unhideWhenUsed="1"/>
     <w:lsdException w:name="List Continue" w:semiHidden="1" w:unhideWhenUsed="1"/>
     <w:lsdException w:name="List Continue 2" w:semiHidden="1" w:unhideWhenUsed="1"/>
@@ -7616,7 +7575,7 @@
     <w:lsdException w:name="Medium Shading 2 Accent 1" w:uiPriority="64"/>
     <w:lsdException w:name="Medium List 1 Accent 1" w:uiPriority="65"/>
     <w:lsdException w:name="Revision" w:semiHidden="1"/>
-    <w:lsdException w:name="List Paragraph" w:uiPriority="1" w:qFormat="1"/>
+    <w:lsdException w:name="List Paragraph" w:uiPriority="34" w:qFormat="1"/>
     <w:lsdException w:name="Quote" w:uiPriority="29" w:qFormat="1"/>
     <w:lsdException w:name="Intense Quote" w:uiPriority="30" w:qFormat="1"/>
     <w:lsdException w:name="Medium List 2 Accent 1" w:uiPriority="66"/>
@@ -7817,14 +7776,7 @@
   <w:style w:type="paragraph" w:default="1" w:styleId="Normal">
     <w:name w:val="Normal"/>
     <w:qFormat/>
-    <w:rsid w:val="003A621C"/>
-    <w:rPr>
-      <w:rFonts w:ascii="Calibri" w:eastAsia="Calibri" w:hAnsi="Calibri" w:cs="Times New Roman"/>
-      <w:kern w:val="2"/>
-      <w:sz w:val="22"/>
-      <w:szCs w:val="22"/>
-      <w14:ligatures w14:val="standardContextual"/>
-    </w:rPr>
+    <w:rsid w:val="002C34B2"/>
   </w:style>
   <w:style w:type="paragraph" w:styleId="Heading1">
     <w:name w:val="heading 1"/>
@@ -7833,20 +7785,18 @@
     <w:link w:val="Heading1Char"/>
     <w:uiPriority w:val="9"/>
     <w:qFormat/>
-    <w:rsid w:val="00FC346F"/>
+    <w:rsid w:val="002C34B2"/>
     <w:pPr>
       <w:keepNext/>
       <w:keepLines/>
-      <w:spacing w:before="240"/>
-      <w:jc w:val="center"/>
+      <w:spacing w:before="400" w:after="40" w:line="240" w:lineRule="auto"/>
       <w:outlineLvl w:val="0"/>
     </w:pPr>
     <w:rPr>
-      <w:rFonts w:ascii="Times New Roman" w:eastAsiaTheme="majorEastAsia" w:hAnsi="Times New Roman" w:cstheme="majorBidi"/>
-      <w:color w:val="2F5496" w:themeColor="accent1" w:themeShade="BF"/>
-      <w:kern w:val="0"/>
-      <w:szCs w:val="32"/>
-      <w14:ligatures w14:val="none"/>
+      <w:rFonts w:asciiTheme="majorHAnsi" w:eastAsiaTheme="majorEastAsia" w:hAnsiTheme="majorHAnsi" w:cstheme="majorBidi"/>
+      <w:color w:val="1F3864" w:themeColor="accent1" w:themeShade="80"/>
+      <w:sz w:val="36"/>
+      <w:szCs w:val="36"/>
     </w:rPr>
   </w:style>
   <w:style w:type="paragraph" w:styleId="Heading2">
@@ -7857,20 +7807,18 @@
     <w:uiPriority w:val="9"/>
     <w:unhideWhenUsed/>
     <w:qFormat/>
-    <w:rsid w:val="001A4C75"/>
+    <w:rsid w:val="002C34B2"/>
     <w:pPr>
       <w:keepNext/>
       <w:keepLines/>
-      <w:spacing w:before="40"/>
+      <w:spacing w:before="40" w:after="0" w:line="240" w:lineRule="auto"/>
       <w:outlineLvl w:val="1"/>
     </w:pPr>
     <w:rPr>
       <w:rFonts w:asciiTheme="majorHAnsi" w:eastAsiaTheme="majorEastAsia" w:hAnsiTheme="majorHAnsi" w:cstheme="majorBidi"/>
       <w:color w:val="2F5496" w:themeColor="accent1" w:themeShade="BF"/>
-      <w:kern w:val="0"/>
-      <w:sz w:val="26"/>
-      <w:szCs w:val="26"/>
-      <w14:ligatures w14:val="none"/>
+      <w:sz w:val="32"/>
+      <w:szCs w:val="32"/>
     </w:rPr>
   </w:style>
   <w:style w:type="paragraph" w:styleId="Heading3">
@@ -7881,20 +7829,158 @@
     <w:uiPriority w:val="9"/>
     <w:unhideWhenUsed/>
     <w:qFormat/>
-    <w:rsid w:val="00B94390"/>
+    <w:rsid w:val="002C34B2"/>
     <w:pPr>
       <w:keepNext/>
       <w:keepLines/>
-      <w:spacing w:before="40"/>
+      <w:spacing w:before="40" w:after="0" w:line="240" w:lineRule="auto"/>
       <w:outlineLvl w:val="2"/>
     </w:pPr>
     <w:rPr>
       <w:rFonts w:asciiTheme="majorHAnsi" w:eastAsiaTheme="majorEastAsia" w:hAnsiTheme="majorHAnsi" w:cstheme="majorBidi"/>
-      <w:color w:val="1F3763" w:themeColor="accent1" w:themeShade="7F"/>
-      <w:kern w:val="0"/>
+      <w:color w:val="2F5496" w:themeColor="accent1" w:themeShade="BF"/>
+      <w:sz w:val="28"/>
+      <w:szCs w:val="28"/>
+    </w:rPr>
+  </w:style>
+  <w:style w:type="paragraph" w:styleId="Heading4">
+    <w:name w:val="heading 4"/>
+    <w:basedOn w:val="Normal"/>
+    <w:next w:val="Normal"/>
+    <w:link w:val="Heading4Char"/>
+    <w:uiPriority w:val="9"/>
+    <w:semiHidden/>
+    <w:unhideWhenUsed/>
+    <w:qFormat/>
+    <w:rsid w:val="002C34B2"/>
+    <w:pPr>
+      <w:keepNext/>
+      <w:keepLines/>
+      <w:spacing w:before="40" w:after="0"/>
+      <w:outlineLvl w:val="3"/>
+    </w:pPr>
+    <w:rPr>
+      <w:rFonts w:asciiTheme="majorHAnsi" w:eastAsiaTheme="majorEastAsia" w:hAnsiTheme="majorHAnsi" w:cstheme="majorBidi"/>
+      <w:color w:val="2F5496" w:themeColor="accent1" w:themeShade="BF"/>
       <w:sz w:val="24"/>
       <w:szCs w:val="24"/>
-      <w14:ligatures w14:val="none"/>
+    </w:rPr>
+  </w:style>
+  <w:style w:type="paragraph" w:styleId="Heading5">
+    <w:name w:val="heading 5"/>
+    <w:basedOn w:val="Normal"/>
+    <w:next w:val="Normal"/>
+    <w:link w:val="Heading5Char"/>
+    <w:uiPriority w:val="9"/>
+    <w:semiHidden/>
+    <w:unhideWhenUsed/>
+    <w:qFormat/>
+    <w:rsid w:val="002C34B2"/>
+    <w:pPr>
+      <w:keepNext/>
+      <w:keepLines/>
+      <w:spacing w:before="40" w:after="0"/>
+      <w:outlineLvl w:val="4"/>
+    </w:pPr>
+    <w:rPr>
+      <w:rFonts w:asciiTheme="majorHAnsi" w:eastAsiaTheme="majorEastAsia" w:hAnsiTheme="majorHAnsi" w:cstheme="majorBidi"/>
+      <w:caps/>
+      <w:color w:val="2F5496" w:themeColor="accent1" w:themeShade="BF"/>
+    </w:rPr>
+  </w:style>
+  <w:style w:type="paragraph" w:styleId="Heading6">
+    <w:name w:val="heading 6"/>
+    <w:basedOn w:val="Normal"/>
+    <w:next w:val="Normal"/>
+    <w:link w:val="Heading6Char"/>
+    <w:uiPriority w:val="9"/>
+    <w:semiHidden/>
+    <w:unhideWhenUsed/>
+    <w:qFormat/>
+    <w:rsid w:val="002C34B2"/>
+    <w:pPr>
+      <w:keepNext/>
+      <w:keepLines/>
+      <w:spacing w:before="40" w:after="0"/>
+      <w:outlineLvl w:val="5"/>
+    </w:pPr>
+    <w:rPr>
+      <w:rFonts w:asciiTheme="majorHAnsi" w:eastAsiaTheme="majorEastAsia" w:hAnsiTheme="majorHAnsi" w:cstheme="majorBidi"/>
+      <w:i/>
+      <w:iCs/>
+      <w:caps/>
+      <w:color w:val="1F3864" w:themeColor="accent1" w:themeShade="80"/>
+    </w:rPr>
+  </w:style>
+  <w:style w:type="paragraph" w:styleId="Heading7">
+    <w:name w:val="heading 7"/>
+    <w:basedOn w:val="Normal"/>
+    <w:next w:val="Normal"/>
+    <w:link w:val="Heading7Char"/>
+    <w:uiPriority w:val="9"/>
+    <w:semiHidden/>
+    <w:unhideWhenUsed/>
+    <w:qFormat/>
+    <w:rsid w:val="002C34B2"/>
+    <w:pPr>
+      <w:keepNext/>
+      <w:keepLines/>
+      <w:spacing w:before="40" w:after="0"/>
+      <w:outlineLvl w:val="6"/>
+    </w:pPr>
+    <w:rPr>
+      <w:rFonts w:asciiTheme="majorHAnsi" w:eastAsiaTheme="majorEastAsia" w:hAnsiTheme="majorHAnsi" w:cstheme="majorBidi"/>
+      <w:b/>
+      <w:bCs/>
+      <w:color w:val="1F3864" w:themeColor="accent1" w:themeShade="80"/>
+    </w:rPr>
+  </w:style>
+  <w:style w:type="paragraph" w:styleId="Heading8">
+    <w:name w:val="heading 8"/>
+    <w:basedOn w:val="Normal"/>
+    <w:next w:val="Normal"/>
+    <w:link w:val="Heading8Char"/>
+    <w:uiPriority w:val="9"/>
+    <w:semiHidden/>
+    <w:unhideWhenUsed/>
+    <w:qFormat/>
+    <w:rsid w:val="002C34B2"/>
+    <w:pPr>
+      <w:keepNext/>
+      <w:keepLines/>
+      <w:spacing w:before="40" w:after="0"/>
+      <w:outlineLvl w:val="7"/>
+    </w:pPr>
+    <w:rPr>
+      <w:rFonts w:asciiTheme="majorHAnsi" w:eastAsiaTheme="majorEastAsia" w:hAnsiTheme="majorHAnsi" w:cstheme="majorBidi"/>
+      <w:b/>
+      <w:bCs/>
+      <w:i/>
+      <w:iCs/>
+      <w:color w:val="1F3864" w:themeColor="accent1" w:themeShade="80"/>
+    </w:rPr>
+  </w:style>
+  <w:style w:type="paragraph" w:styleId="Heading9">
+    <w:name w:val="heading 9"/>
+    <w:basedOn w:val="Normal"/>
+    <w:next w:val="Normal"/>
+    <w:link w:val="Heading9Char"/>
+    <w:uiPriority w:val="9"/>
+    <w:semiHidden/>
+    <w:unhideWhenUsed/>
+    <w:qFormat/>
+    <w:rsid w:val="002C34B2"/>
+    <w:pPr>
+      <w:keepNext/>
+      <w:keepLines/>
+      <w:spacing w:before="40" w:after="0"/>
+      <w:outlineLvl w:val="8"/>
+    </w:pPr>
+    <w:rPr>
+      <w:rFonts w:asciiTheme="majorHAnsi" w:eastAsiaTheme="majorEastAsia" w:hAnsiTheme="majorHAnsi" w:cstheme="majorBidi"/>
+      <w:i/>
+      <w:iCs/>
+      <w:color w:val="1F3864" w:themeColor="accent1" w:themeShade="80"/>
     </w:rPr>
   </w:style>
   <w:style w:type="character" w:default="1" w:styleId="DefaultParagraphFont">
@@ -7935,10 +8021,8 @@
     </w:pPr>
     <w:rPr>
       <w:rFonts w:ascii="Times New Roman" w:eastAsia="Times New Roman" w:hAnsi="Times New Roman"/>
-      <w:kern w:val="0"/>
       <w:sz w:val="24"/>
       <w:szCs w:val="24"/>
-      <w14:ligatures w14:val="none"/>
     </w:rPr>
   </w:style>
   <w:style w:type="character" w:styleId="Hyperlink">
@@ -7955,27 +8039,19 @@
   <w:style w:type="paragraph" w:styleId="ListParagraph">
     <w:name w:val="List Paragraph"/>
     <w:basedOn w:val="Normal"/>
-    <w:uiPriority w:val="1"/>
+    <w:uiPriority w:val="34"/>
     <w:qFormat/>
     <w:rsid w:val="00B93095"/>
     <w:pPr>
       <w:ind w:left="720"/>
       <w:contextualSpacing/>
     </w:pPr>
-    <w:rPr>
-      <w:rFonts w:ascii="Times New Roman" w:eastAsia="Times New Roman" w:hAnsi="Times New Roman"/>
-      <w:kern w:val="0"/>
-      <w:sz w:val="24"/>
-      <w:szCs w:val="24"/>
-      <w14:ligatures w14:val="none"/>
-    </w:rPr>
   </w:style>
   <w:style w:type="paragraph" w:styleId="BodyText">
     <w:name w:val="Body Text"/>
     <w:basedOn w:val="Normal"/>
     <w:link w:val="BodyTextChar"/>
     <w:uiPriority w:val="1"/>
-    <w:qFormat/>
     <w:rsid w:val="00540797"/>
     <w:pPr>
       <w:widowControl w:val="0"/>
@@ -7986,9 +8062,7 @@
       <w:rFonts w:cs="Calibri"/>
       <w:b/>
       <w:bCs/>
-      <w:kern w:val="0"/>
       <w:lang w:bidi="en-US"/>
-      <w14:ligatures w14:val="none"/>
     </w:rPr>
   </w:style>
   <w:style w:type="character" w:customStyle="1" w:styleId="BodyTextChar">
@@ -8010,7 +8084,6 @@
     <w:name w:val="Table Paragraph"/>
     <w:basedOn w:val="Normal"/>
     <w:uiPriority w:val="1"/>
-    <w:qFormat/>
     <w:rsid w:val="00540797"/>
     <w:pPr>
       <w:widowControl w:val="0"/>
@@ -8019,9 +8092,7 @@
     </w:pPr>
     <w:rPr>
       <w:rFonts w:cs="Calibri"/>
-      <w:kern w:val="0"/>
       <w:lang w:bidi="en-US"/>
-      <w14:ligatures w14:val="none"/>
     </w:rPr>
   </w:style>
   <w:style w:type="character" w:customStyle="1" w:styleId="UnresolvedMention1">
@@ -8057,12 +8128,12 @@
     <w:basedOn w:val="DefaultParagraphFont"/>
     <w:link w:val="Heading1"/>
     <w:uiPriority w:val="9"/>
-    <w:rsid w:val="00FC346F"/>
+    <w:rsid w:val="002C34B2"/>
     <w:rPr>
-      <w:rFonts w:ascii="Times New Roman" w:eastAsiaTheme="majorEastAsia" w:hAnsi="Times New Roman" w:cstheme="majorBidi"/>
-      <w:color w:val="2F5496" w:themeColor="accent1" w:themeShade="BF"/>
-      <w:sz w:val="22"/>
-      <w:szCs w:val="32"/>
+      <w:rFonts w:asciiTheme="majorHAnsi" w:eastAsiaTheme="majorEastAsia" w:hAnsiTheme="majorHAnsi" w:cstheme="majorBidi"/>
+      <w:color w:val="1F3864" w:themeColor="accent1" w:themeShade="80"/>
+      <w:sz w:val="36"/>
+      <w:szCs w:val="36"/>
     </w:rPr>
   </w:style>
   <w:style w:type="character" w:customStyle="1" w:styleId="apple-converted-space">
@@ -8094,17 +8165,10 @@
     <w:uiPriority w:val="39"/>
     <w:unhideWhenUsed/>
     <w:qFormat/>
-    <w:rsid w:val="00892456"/>
+    <w:rsid w:val="002C34B2"/>
     <w:pPr>
-      <w:spacing w:before="480" w:line="276" w:lineRule="auto"/>
       <w:outlineLvl w:val="9"/>
     </w:pPr>
-    <w:rPr>
-      <w:b/>
-      <w:bCs/>
-      <w:sz w:val="28"/>
-      <w:szCs w:val="28"/>
-    </w:rPr>
   </w:style>
   <w:style w:type="paragraph" w:styleId="TOC1">
     <w:name w:val="toc 1"/>
@@ -8121,14 +8185,12 @@
       <w:spacing w:before="120" w:after="120"/>
     </w:pPr>
     <w:rPr>
-      <w:rFonts w:asciiTheme="minorHAnsi" w:eastAsia="Times New Roman" w:hAnsiTheme="minorHAnsi" w:cstheme="minorHAnsi"/>
+      <w:rFonts w:eastAsia="Times New Roman" w:cstheme="minorHAnsi"/>
       <w:b/>
       <w:bCs/>
       <w:caps/>
-      <w:kern w:val="0"/>
       <w:sz w:val="20"/>
       <w:szCs w:val="20"/>
-      <w14:ligatures w14:val="none"/>
     </w:rPr>
   </w:style>
   <w:style w:type="paragraph" w:styleId="TOC2">
@@ -8143,12 +8205,10 @@
       <w:ind w:left="240"/>
     </w:pPr>
     <w:rPr>
-      <w:rFonts w:asciiTheme="minorHAnsi" w:eastAsia="Times New Roman" w:hAnsiTheme="minorHAnsi" w:cstheme="minorHAnsi"/>
+      <w:rFonts w:eastAsia="Times New Roman" w:cstheme="minorHAnsi"/>
       <w:smallCaps/>
-      <w:kern w:val="0"/>
       <w:sz w:val="20"/>
       <w:szCs w:val="20"/>
-      <w14:ligatures w14:val="none"/>
     </w:rPr>
   </w:style>
   <w:style w:type="paragraph" w:styleId="TOC3">
@@ -8163,13 +8223,11 @@
       <w:ind w:left="480"/>
     </w:pPr>
     <w:rPr>
-      <w:rFonts w:asciiTheme="minorHAnsi" w:eastAsia="Times New Roman" w:hAnsiTheme="minorHAnsi" w:cstheme="minorHAnsi"/>
+      <w:rFonts w:eastAsia="Times New Roman" w:cstheme="minorHAnsi"/>
       <w:i/>
       <w:iCs/>
-      <w:kern w:val="0"/>
       <w:sz w:val="20"/>
       <w:szCs w:val="20"/>
-      <w14:ligatures w14:val="none"/>
     </w:rPr>
   </w:style>
   <w:style w:type="paragraph" w:styleId="TOC4">
@@ -8185,11 +8243,9 @@
       <w:ind w:left="720"/>
     </w:pPr>
     <w:rPr>
-      <w:rFonts w:asciiTheme="minorHAnsi" w:eastAsia="Times New Roman" w:hAnsiTheme="minorHAnsi" w:cstheme="minorHAnsi"/>
-      <w:kern w:val="0"/>
+      <w:rFonts w:eastAsia="Times New Roman" w:cstheme="minorHAnsi"/>
       <w:sz w:val="18"/>
       <w:szCs w:val="18"/>
-      <w14:ligatures w14:val="none"/>
     </w:rPr>
   </w:style>
   <w:style w:type="paragraph" w:styleId="TOC5">
@@ -8205,11 +8261,9 @@
       <w:ind w:left="960"/>
     </w:pPr>
     <w:rPr>
-      <w:rFonts w:asciiTheme="minorHAnsi" w:eastAsia="Times New Roman" w:hAnsiTheme="minorHAnsi" w:cstheme="minorHAnsi"/>
-      <w:kern w:val="0"/>
+      <w:rFonts w:eastAsia="Times New Roman" w:cstheme="minorHAnsi"/>
       <w:sz w:val="18"/>
       <w:szCs w:val="18"/>
-      <w14:ligatures w14:val="none"/>
     </w:rPr>
   </w:style>
   <w:style w:type="paragraph" w:styleId="TOC6">
@@ -8225,11 +8279,9 @@
       <w:ind w:left="1200"/>
     </w:pPr>
     <w:rPr>
-      <w:rFonts w:asciiTheme="minorHAnsi" w:eastAsia="Times New Roman" w:hAnsiTheme="minorHAnsi" w:cstheme="minorHAnsi"/>
-      <w:kern w:val="0"/>
+      <w:rFonts w:eastAsia="Times New Roman" w:cstheme="minorHAnsi"/>
       <w:sz w:val="18"/>
       <w:szCs w:val="18"/>
-      <w14:ligatures w14:val="none"/>
     </w:rPr>
   </w:style>
   <w:style w:type="paragraph" w:styleId="TOC7">
@@ -8245,11 +8297,9 @@
       <w:ind w:left="1440"/>
     </w:pPr>
     <w:rPr>
-      <w:rFonts w:asciiTheme="minorHAnsi" w:eastAsia="Times New Roman" w:hAnsiTheme="minorHAnsi" w:cstheme="minorHAnsi"/>
-      <w:kern w:val="0"/>
+      <w:rFonts w:eastAsia="Times New Roman" w:cstheme="minorHAnsi"/>
       <w:sz w:val="18"/>
       <w:szCs w:val="18"/>
-      <w14:ligatures w14:val="none"/>
     </w:rPr>
   </w:style>
   <w:style w:type="paragraph" w:styleId="TOC8">
@@ -8265,11 +8315,9 @@
       <w:ind w:left="1680"/>
     </w:pPr>
     <w:rPr>
-      <w:rFonts w:asciiTheme="minorHAnsi" w:eastAsia="Times New Roman" w:hAnsiTheme="minorHAnsi" w:cstheme="minorHAnsi"/>
-      <w:kern w:val="0"/>
+      <w:rFonts w:eastAsia="Times New Roman" w:cstheme="minorHAnsi"/>
       <w:sz w:val="18"/>
       <w:szCs w:val="18"/>
-      <w14:ligatures w14:val="none"/>
     </w:rPr>
   </w:style>
   <w:style w:type="paragraph" w:styleId="TOC9">
@@ -8285,11 +8333,9 @@
       <w:ind w:left="1920"/>
     </w:pPr>
     <w:rPr>
-      <w:rFonts w:asciiTheme="minorHAnsi" w:eastAsia="Times New Roman" w:hAnsiTheme="minorHAnsi" w:cstheme="minorHAnsi"/>
-      <w:kern w:val="0"/>
+      <w:rFonts w:eastAsia="Times New Roman" w:cstheme="minorHAnsi"/>
       <w:sz w:val="18"/>
       <w:szCs w:val="18"/>
-      <w14:ligatures w14:val="none"/>
     </w:rPr>
   </w:style>
   <w:style w:type="paragraph" w:styleId="NoSpacing">
@@ -8297,13 +8343,10 @@
     <w:link w:val="NoSpacingChar"/>
     <w:uiPriority w:val="1"/>
     <w:qFormat/>
-    <w:rsid w:val="00F33B0C"/>
-    <w:rPr>
-      <w:rFonts w:eastAsiaTheme="minorEastAsia"/>
-      <w:sz w:val="22"/>
-      <w:szCs w:val="22"/>
-      <w:lang w:eastAsia="zh-CN"/>
-    </w:rPr>
+    <w:rsid w:val="002C34B2"/>
+    <w:pPr>
+      <w:spacing w:after="0" w:line="240" w:lineRule="auto"/>
+    </w:pPr>
   </w:style>
   <w:style w:type="character" w:customStyle="1" w:styleId="NoSpacingChar">
     <w:name w:val="No Spacing Char"/>
@@ -8311,24 +8354,18 @@
     <w:link w:val="NoSpacing"/>
     <w:uiPriority w:val="1"/>
     <w:rsid w:val="00F33B0C"/>
-    <w:rPr>
-      <w:rFonts w:eastAsiaTheme="minorEastAsia"/>
-      <w:sz w:val="22"/>
-      <w:szCs w:val="22"/>
-      <w:lang w:eastAsia="zh-CN"/>
-    </w:rPr>
   </w:style>
   <w:style w:type="character" w:customStyle="1" w:styleId="Heading2Char">
     <w:name w:val="Heading 2 Char"/>
     <w:basedOn w:val="DefaultParagraphFont"/>
     <w:link w:val="Heading2"/>
     <w:uiPriority w:val="9"/>
-    <w:rsid w:val="001A4C75"/>
+    <w:rsid w:val="002C34B2"/>
     <w:rPr>
       <w:rFonts w:asciiTheme="majorHAnsi" w:eastAsiaTheme="majorEastAsia" w:hAnsiTheme="majorHAnsi" w:cstheme="majorBidi"/>
       <w:color w:val="2F5496" w:themeColor="accent1" w:themeShade="BF"/>
-      <w:sz w:val="26"/>
-      <w:szCs w:val="26"/>
+      <w:sz w:val="32"/>
+      <w:szCs w:val="32"/>
     </w:rPr>
   </w:style>
   <w:style w:type="character" w:styleId="FollowedHyperlink">
@@ -8358,10 +8395,8 @@
     </w:pPr>
     <w:rPr>
       <w:rFonts w:ascii="Times New Roman" w:eastAsia="Times New Roman" w:hAnsi="Times New Roman"/>
-      <w:kern w:val="0"/>
       <w:sz w:val="24"/>
       <w:szCs w:val="24"/>
-      <w14:ligatures w14:val="none"/>
     </w:rPr>
   </w:style>
   <w:style w:type="character" w:customStyle="1" w:styleId="HeaderChar">
@@ -8389,10 +8424,8 @@
     </w:pPr>
     <w:rPr>
       <w:rFonts w:ascii="Times New Roman" w:eastAsia="Times New Roman" w:hAnsi="Times New Roman"/>
-      <w:kern w:val="0"/>
       <w:sz w:val="24"/>
       <w:szCs w:val="24"/>
-      <w14:ligatures w14:val="none"/>
     </w:rPr>
   </w:style>
   <w:style w:type="character" w:customStyle="1" w:styleId="FooterChar">
@@ -8410,10 +8443,12 @@
     <w:basedOn w:val="DefaultParagraphFont"/>
     <w:link w:val="Heading3"/>
     <w:uiPriority w:val="9"/>
-    <w:rsid w:val="00B94390"/>
+    <w:rsid w:val="002C34B2"/>
     <w:rPr>
       <w:rFonts w:asciiTheme="majorHAnsi" w:eastAsiaTheme="majorEastAsia" w:hAnsiTheme="majorHAnsi" w:cstheme="majorBidi"/>
-      <w:color w:val="1F3763" w:themeColor="accent1" w:themeShade="7F"/>
+      <w:color w:val="2F5496" w:themeColor="accent1" w:themeShade="BF"/>
+      <w:sz w:val="28"/>
+      <w:szCs w:val="28"/>
     </w:rPr>
   </w:style>
   <w:style w:type="paragraph" w:customStyle="1" w:styleId="xmsonormal">
@@ -8425,10 +8460,8 @@
     </w:pPr>
     <w:rPr>
       <w:rFonts w:ascii="Times New Roman" w:eastAsia="Times New Roman" w:hAnsi="Times New Roman"/>
-      <w:kern w:val="0"/>
       <w:sz w:val="24"/>
       <w:szCs w:val="24"/>
-      <w14:ligatures w14:val="none"/>
     </w:rPr>
   </w:style>
   <w:style w:type="paragraph" w:styleId="Revision">
@@ -8463,10 +8496,8 @@
     <w:rsid w:val="0027648D"/>
     <w:rPr>
       <w:rFonts w:ascii="Times New Roman" w:eastAsia="Times New Roman" w:hAnsi="Times New Roman"/>
-      <w:kern w:val="0"/>
       <w:sz w:val="20"/>
       <w:szCs w:val="20"/>
-      <w14:ligatures w14:val="none"/>
     </w:rPr>
   </w:style>
   <w:style w:type="character" w:customStyle="1" w:styleId="CommentTextChar">
@@ -8528,10 +8559,8 @@
     </w:pPr>
     <w:rPr>
       <w:rFonts w:ascii="Times New Roman" w:eastAsia="Times New Roman" w:hAnsi="Times New Roman"/>
-      <w:kern w:val="0"/>
       <w:sz w:val="24"/>
       <w:szCs w:val="24"/>
-      <w14:ligatures w14:val="none"/>
     </w:rPr>
   </w:style>
   <w:style w:type="character" w:styleId="Emphasis">
@@ -8539,10 +8568,326 @@
     <w:basedOn w:val="DefaultParagraphFont"/>
     <w:uiPriority w:val="20"/>
     <w:qFormat/>
-    <w:rsid w:val="0000375A"/>
+    <w:rsid w:val="002C34B2"/>
     <w:rPr>
       <w:i/>
       <w:iCs/>
+    </w:rPr>
+  </w:style>
+  <w:style w:type="character" w:customStyle="1" w:styleId="Heading4Char">
+    <w:name w:val="Heading 4 Char"/>
+    <w:basedOn w:val="DefaultParagraphFont"/>
+    <w:link w:val="Heading4"/>
+    <w:uiPriority w:val="9"/>
+    <w:semiHidden/>
+    <w:rsid w:val="002C34B2"/>
+    <w:rPr>
+      <w:rFonts w:asciiTheme="majorHAnsi" w:eastAsiaTheme="majorEastAsia" w:hAnsiTheme="majorHAnsi" w:cstheme="majorBidi"/>
+      <w:color w:val="2F5496" w:themeColor="accent1" w:themeShade="BF"/>
+      <w:sz w:val="24"/>
+      <w:szCs w:val="24"/>
+    </w:rPr>
+  </w:style>
+  <w:style w:type="character" w:customStyle="1" w:styleId="Heading5Char">
+    <w:name w:val="Heading 5 Char"/>
+    <w:basedOn w:val="DefaultParagraphFont"/>
+    <w:link w:val="Heading5"/>
+    <w:uiPriority w:val="9"/>
+    <w:semiHidden/>
+    <w:rsid w:val="002C34B2"/>
+    <w:rPr>
+      <w:rFonts w:asciiTheme="majorHAnsi" w:eastAsiaTheme="majorEastAsia" w:hAnsiTheme="majorHAnsi" w:cstheme="majorBidi"/>
+      <w:caps/>
+      <w:color w:val="2F5496" w:themeColor="accent1" w:themeShade="BF"/>
+    </w:rPr>
+  </w:style>
+  <w:style w:type="character" w:customStyle="1" w:styleId="Heading6Char">
+    <w:name w:val="Heading 6 Char"/>
+    <w:basedOn w:val="DefaultParagraphFont"/>
+    <w:link w:val="Heading6"/>
+    <w:uiPriority w:val="9"/>
+    <w:semiHidden/>
+    <w:rsid w:val="002C34B2"/>
+    <w:rPr>
+      <w:rFonts w:asciiTheme="majorHAnsi" w:eastAsiaTheme="majorEastAsia" w:hAnsiTheme="majorHAnsi" w:cstheme="majorBidi"/>
+      <w:i/>
+      <w:iCs/>
+      <w:caps/>
+      <w:color w:val="1F3864" w:themeColor="accent1" w:themeShade="80"/>
+    </w:rPr>
+  </w:style>
+  <w:style w:type="character" w:customStyle="1" w:styleId="Heading7Char">
+    <w:name w:val="Heading 7 Char"/>
+    <w:basedOn w:val="DefaultParagraphFont"/>
+    <w:link w:val="Heading7"/>
+    <w:uiPriority w:val="9"/>
+    <w:semiHidden/>
+    <w:rsid w:val="002C34B2"/>
+    <w:rPr>
+      <w:rFonts w:asciiTheme="majorHAnsi" w:eastAsiaTheme="majorEastAsia" w:hAnsiTheme="majorHAnsi" w:cstheme="majorBidi"/>
+      <w:b/>
+      <w:bCs/>
+      <w:color w:val="1F3864" w:themeColor="accent1" w:themeShade="80"/>
+    </w:rPr>
+  </w:style>
+  <w:style w:type="character" w:customStyle="1" w:styleId="Heading8Char">
+    <w:name w:val="Heading 8 Char"/>
+    <w:basedOn w:val="DefaultParagraphFont"/>
+    <w:link w:val="Heading8"/>
+    <w:uiPriority w:val="9"/>
+    <w:semiHidden/>
+    <w:rsid w:val="002C34B2"/>
+    <w:rPr>
+      <w:rFonts w:asciiTheme="majorHAnsi" w:eastAsiaTheme="majorEastAsia" w:hAnsiTheme="majorHAnsi" w:cstheme="majorBidi"/>
+      <w:b/>
+      <w:bCs/>
+      <w:i/>
+      <w:iCs/>
+      <w:color w:val="1F3864" w:themeColor="accent1" w:themeShade="80"/>
+    </w:rPr>
+  </w:style>
+  <w:style w:type="character" w:customStyle="1" w:styleId="Heading9Char">
+    <w:name w:val="Heading 9 Char"/>
+    <w:basedOn w:val="DefaultParagraphFont"/>
+    <w:link w:val="Heading9"/>
+    <w:uiPriority w:val="9"/>
+    <w:semiHidden/>
+    <w:rsid w:val="002C34B2"/>
+    <w:rPr>
+      <w:rFonts w:asciiTheme="majorHAnsi" w:eastAsiaTheme="majorEastAsia" w:hAnsiTheme="majorHAnsi" w:cstheme="majorBidi"/>
+      <w:i/>
+      <w:iCs/>
+      <w:color w:val="1F3864" w:themeColor="accent1" w:themeShade="80"/>
+    </w:rPr>
+  </w:style>
+  <w:style w:type="paragraph" w:styleId="Caption">
+    <w:name w:val="caption"/>
+    <w:basedOn w:val="Normal"/>
+    <w:next w:val="Normal"/>
+    <w:uiPriority w:val="35"/>
+    <w:semiHidden/>
+    <w:unhideWhenUsed/>
+    <w:qFormat/>
+    <w:rsid w:val="002C34B2"/>
+    <w:pPr>
+      <w:spacing w:line="240" w:lineRule="auto"/>
+    </w:pPr>
+    <w:rPr>
+      <w:b/>
+      <w:bCs/>
+      <w:smallCaps/>
+      <w:color w:val="44546A" w:themeColor="text2"/>
+    </w:rPr>
+  </w:style>
+  <w:style w:type="paragraph" w:styleId="Title">
+    <w:name w:val="Title"/>
+    <w:basedOn w:val="Normal"/>
+    <w:next w:val="Normal"/>
+    <w:link w:val="TitleChar"/>
+    <w:uiPriority w:val="10"/>
+    <w:qFormat/>
+    <w:rsid w:val="002C34B2"/>
+    <w:pPr>
+      <w:spacing w:after="0" w:line="204" w:lineRule="auto"/>
+      <w:contextualSpacing/>
+    </w:pPr>
+    <w:rPr>
+      <w:rFonts w:asciiTheme="majorHAnsi" w:eastAsiaTheme="majorEastAsia" w:hAnsiTheme="majorHAnsi" w:cstheme="majorBidi"/>
+      <w:caps/>
+      <w:color w:val="44546A" w:themeColor="text2"/>
+      <w:spacing w:val="-15"/>
+      <w:sz w:val="72"/>
+      <w:szCs w:val="72"/>
+    </w:rPr>
+  </w:style>
+  <w:style w:type="character" w:customStyle="1" w:styleId="TitleChar">
+    <w:name w:val="Title Char"/>
+    <w:basedOn w:val="DefaultParagraphFont"/>
+    <w:link w:val="Title"/>
+    <w:uiPriority w:val="10"/>
+    <w:rsid w:val="002C34B2"/>
+    <w:rPr>
+      <w:rFonts w:asciiTheme="majorHAnsi" w:eastAsiaTheme="majorEastAsia" w:hAnsiTheme="majorHAnsi" w:cstheme="majorBidi"/>
+      <w:caps/>
+      <w:color w:val="44546A" w:themeColor="text2"/>
+      <w:spacing w:val="-15"/>
+      <w:sz w:val="72"/>
+      <w:szCs w:val="72"/>
+    </w:rPr>
+  </w:style>
+  <w:style w:type="paragraph" w:styleId="Subtitle">
+    <w:name w:val="Subtitle"/>
+    <w:basedOn w:val="Normal"/>
+    <w:next w:val="Normal"/>
+    <w:link w:val="SubtitleChar"/>
+    <w:uiPriority w:val="11"/>
+    <w:qFormat/>
+    <w:rsid w:val="002C34B2"/>
+    <w:pPr>
+      <w:numPr>
+        <w:ilvl w:val="1"/>
+      </w:numPr>
+      <w:spacing w:after="240" w:line="240" w:lineRule="auto"/>
+    </w:pPr>
+    <w:rPr>
+      <w:rFonts w:asciiTheme="majorHAnsi" w:eastAsiaTheme="majorEastAsia" w:hAnsiTheme="majorHAnsi" w:cstheme="majorBidi"/>
+      <w:color w:val="4472C4" w:themeColor="accent1"/>
+      <w:sz w:val="28"/>
+      <w:szCs w:val="28"/>
+    </w:rPr>
+  </w:style>
+  <w:style w:type="character" w:customStyle="1" w:styleId="SubtitleChar">
+    <w:name w:val="Subtitle Char"/>
+    <w:basedOn w:val="DefaultParagraphFont"/>
+    <w:link w:val="Subtitle"/>
+    <w:uiPriority w:val="11"/>
+    <w:rsid w:val="002C34B2"/>
+    <w:rPr>
+      <w:rFonts w:asciiTheme="majorHAnsi" w:eastAsiaTheme="majorEastAsia" w:hAnsiTheme="majorHAnsi" w:cstheme="majorBidi"/>
+      <w:color w:val="4472C4" w:themeColor="accent1"/>
+      <w:sz w:val="28"/>
+      <w:szCs w:val="28"/>
+    </w:rPr>
+  </w:style>
+  <w:style w:type="character" w:styleId="Strong">
+    <w:name w:val="Strong"/>
+    <w:basedOn w:val="DefaultParagraphFont"/>
+    <w:uiPriority w:val="22"/>
+    <w:qFormat/>
+    <w:rsid w:val="002C34B2"/>
+    <w:rPr>
+      <w:b/>
+      <w:bCs/>
+    </w:rPr>
+  </w:style>
+  <w:style w:type="paragraph" w:styleId="Quote">
+    <w:name w:val="Quote"/>
+    <w:basedOn w:val="Normal"/>
+    <w:next w:val="Normal"/>
+    <w:link w:val="QuoteChar"/>
+    <w:uiPriority w:val="29"/>
+    <w:qFormat/>
+    <w:rsid w:val="002C34B2"/>
+    <w:pPr>
+      <w:spacing w:before="120" w:after="120"/>
+      <w:ind w:left="720"/>
+    </w:pPr>
+    <w:rPr>
+      <w:color w:val="44546A" w:themeColor="text2"/>
+      <w:sz w:val="24"/>
+      <w:szCs w:val="24"/>
+    </w:rPr>
+  </w:style>
+  <w:style w:type="character" w:customStyle="1" w:styleId="QuoteChar">
+    <w:name w:val="Quote Char"/>
+    <w:basedOn w:val="DefaultParagraphFont"/>
+    <w:link w:val="Quote"/>
+    <w:uiPriority w:val="29"/>
+    <w:rsid w:val="002C34B2"/>
+    <w:rPr>
+      <w:color w:val="44546A" w:themeColor="text2"/>
+      <w:sz w:val="24"/>
+      <w:szCs w:val="24"/>
+    </w:rPr>
+  </w:style>
+  <w:style w:type="paragraph" w:styleId="IntenseQuote">
+    <w:name w:val="Intense Quote"/>
+    <w:basedOn w:val="Normal"/>
+    <w:next w:val="Normal"/>
+    <w:link w:val="IntenseQuoteChar"/>
+    <w:uiPriority w:val="30"/>
+    <w:qFormat/>
+    <w:rsid w:val="002C34B2"/>
+    <w:pPr>
+      <w:spacing w:before="100" w:beforeAutospacing="1" w:after="240" w:line="240" w:lineRule="auto"/>
+      <w:ind w:left="720"/>
+      <w:jc w:val="center"/>
+    </w:pPr>
+    <w:rPr>
+      <w:rFonts w:asciiTheme="majorHAnsi" w:eastAsiaTheme="majorEastAsia" w:hAnsiTheme="majorHAnsi" w:cstheme="majorBidi"/>
+      <w:color w:val="44546A" w:themeColor="text2"/>
+      <w:spacing w:val="-6"/>
+      <w:sz w:val="32"/>
+      <w:szCs w:val="32"/>
+    </w:rPr>
+  </w:style>
+  <w:style w:type="character" w:customStyle="1" w:styleId="IntenseQuoteChar">
+    <w:name w:val="Intense Quote Char"/>
+    <w:basedOn w:val="DefaultParagraphFont"/>
+    <w:link w:val="IntenseQuote"/>
+    <w:uiPriority w:val="30"/>
+    <w:rsid w:val="002C34B2"/>
+    <w:rPr>
+      <w:rFonts w:asciiTheme="majorHAnsi" w:eastAsiaTheme="majorEastAsia" w:hAnsiTheme="majorHAnsi" w:cstheme="majorBidi"/>
+      <w:color w:val="44546A" w:themeColor="text2"/>
+      <w:spacing w:val="-6"/>
+      <w:sz w:val="32"/>
+      <w:szCs w:val="32"/>
+    </w:rPr>
+  </w:style>
+  <w:style w:type="character" w:styleId="SubtleEmphasis">
+    <w:name w:val="Subtle Emphasis"/>
+    <w:basedOn w:val="DefaultParagraphFont"/>
+    <w:uiPriority w:val="19"/>
+    <w:qFormat/>
+    <w:rsid w:val="002C34B2"/>
+    <w:rPr>
+      <w:i/>
+      <w:iCs/>
+      <w:color w:val="595959" w:themeColor="text1" w:themeTint="A6"/>
+    </w:rPr>
+  </w:style>
+  <w:style w:type="character" w:styleId="IntenseEmphasis">
+    <w:name w:val="Intense Emphasis"/>
+    <w:basedOn w:val="DefaultParagraphFont"/>
+    <w:uiPriority w:val="21"/>
+    <w:qFormat/>
+    <w:rsid w:val="002C34B2"/>
+    <w:rPr>
+      <w:b/>
+      <w:bCs/>
+      <w:i/>
+      <w:iCs/>
+    </w:rPr>
+  </w:style>
+  <w:style w:type="character" w:styleId="SubtleReference">
+    <w:name w:val="Subtle Reference"/>
+    <w:basedOn w:val="DefaultParagraphFont"/>
+    <w:uiPriority w:val="31"/>
+    <w:qFormat/>
+    <w:rsid w:val="002C34B2"/>
+    <w:rPr>
+      <w:smallCaps/>
+      <w:color w:val="595959" w:themeColor="text1" w:themeTint="A6"/>
+      <w:u w:val="none" w:color="7F7F7F" w:themeColor="text1" w:themeTint="80"/>
+      <w:bdr w:val="none" w:sz="0" w:space="0" w:color="auto"/>
+    </w:rPr>
+  </w:style>
+  <w:style w:type="character" w:styleId="IntenseReference">
+    <w:name w:val="Intense Reference"/>
+    <w:basedOn w:val="DefaultParagraphFont"/>
+    <w:uiPriority w:val="32"/>
+    <w:qFormat/>
+    <w:rsid w:val="002C34B2"/>
+    <w:rPr>
+      <w:b/>
+      <w:bCs/>
+      <w:smallCaps/>
+      <w:color w:val="44546A" w:themeColor="text2"/>
+      <w:u w:val="single"/>
+    </w:rPr>
+  </w:style>
+  <w:style w:type="character" w:styleId="BookTitle">
+    <w:name w:val="Book Title"/>
+    <w:basedOn w:val="DefaultParagraphFont"/>
+    <w:uiPriority w:val="33"/>
+    <w:qFormat/>
+    <w:rsid w:val="002C34B2"/>
+    <w:rPr>
+      <w:b/>
+      <w:bCs/>
+      <w:smallCaps/>
+      <w:spacing w:val="10"/>
     </w:rPr>
   </w:style>
 </w:styles>
@@ -8591,7 +8936,7 @@
     </a:clrScheme>
     <a:fontScheme name="Office">
       <a:majorFont>
-        <a:latin typeface="Calibri Light" panose="020F0302020204030204"/>
+        <a:latin typeface="Aptos Display" panose="020F0302020204030204"/>
         <a:ea typeface=""/>
         <a:cs typeface=""/>
         <a:font script="Jpan" typeface="游ゴシック Light"/>
@@ -8643,7 +8988,7 @@
         <a:font script="Tfng" typeface="Ebrima"/>
       </a:majorFont>
       <a:minorFont>
-        <a:latin typeface="Calibri" panose="020F0502020204030204"/>
+        <a:latin typeface="Aptos" panose="020F0502020204030204"/>
         <a:ea typeface=""/>
         <a:cs typeface=""/>
         <a:font script="Jpan" typeface="游明朝"/>
